--- a/data/kurmanbek.docx
+++ b/data/kurmanbek.docx
@@ -2,3457 +2,6 @@
 <file path=word/document.xml><?xml version="1.0" encoding="utf-8"?>
 <w:document xmlns:wpc="http://schemas.microsoft.com/office/word/2010/wordprocessingCanvas" xmlns:cx="http://schemas.microsoft.com/office/drawing/2014/chartex" xmlns:cx1="http://schemas.microsoft.com/office/drawing/2015/9/8/chartex" xmlns:cx2="http://schemas.microsoft.com/office/drawing/2015/10/21/chartex" xmlns:cx3="http://schemas.microsoft.com/office/drawing/2016/5/9/chartex" xmlns:cx4="http://schemas.microsoft.com/office/drawing/2016/5/10/chartex" xmlns:cx5="http://schemas.microsoft.com/office/drawing/2016/5/11/chartex" xmlns:cx6="http://schemas.microsoft.com/office/drawing/2016/5/12/chartex" xmlns:cx7="http://schemas.microsoft.com/office/drawing/2016/5/13/chartex" xmlns:cx8="http://schemas.microsoft.com/office/drawing/2016/5/14/chartex" xmlns:mc="http://schemas.openxmlformats.org/markup-compatibility/2006" xmlns:aink="http://schemas.microsoft.com/office/drawing/2016/ink" xmlns:am3d="http://schemas.microsoft.com/office/drawing/2017/model3d" xmlns:o="urn:schemas-microsoft-com:office:office" xmlns:oel="http://schemas.microsoft.com/office/2019/extlst" xmlns:r="http://schemas.openxmlformats.org/officeDocument/2006/relationships" xmlns:m="http://schemas.openxmlformats.org/officeDocument/2006/math" xmlns:v="urn:schemas-microsoft-com:vml" xmlns:wp14="http://schemas.microsoft.com/office/word/2010/wordprocessingDrawing" xmlns:wp="http://schemas.openxmlformats.org/drawingml/2006/wordprocessingDrawing" xmlns:w10="urn:schemas-microsoft-com:office:word" xmlns:w="http://schemas.openxmlformats.org/wordprocessingml/2006/main" xmlns:w14="http://schemas.microsoft.com/office/word/2010/wordml" xmlns:w15="http://schemas.microsoft.com/office/word/2012/wordml" xmlns:w16cex="http://schemas.microsoft.com/office/word/2018/wordml/cex" xmlns:w16cid="http://schemas.microsoft.com/office/word/2016/wordml/cid" xmlns:w16="http://schemas.microsoft.com/office/word/2018/wordml" xmlns:w16du="http://schemas.microsoft.com/office/word/2023/wordml/word16du" xmlns:w16sdtdh="http://schemas.microsoft.com/office/word/2020/wordml/sdtdatahash" xmlns:w16sdtfl="http://schemas.microsoft.com/office/word/2024/wordml/sdtformatlock" xmlns:w16se="http://schemas.microsoft.com/office/word/2015/wordml/symex" xmlns:wpg="http://schemas.microsoft.com/office/word/2010/wordprocessingGroup" xmlns:wpi="http://schemas.microsoft.com/office/word/2010/wordprocessingInk" xmlns:wne="http://schemas.microsoft.com/office/word/2006/wordml" xmlns:wps="http://schemas.microsoft.com/office/word/2010/wordprocessingShape" mc:Ignorable="w14 w15 w16se w16cid w16 w16cex w16sdtdh w16sdtfl w16du wp14">
   <w:body>
-    <w:p>
-      <w:pPr>
-        <w:pStyle w:val="a3"/>
-        <w:spacing w:before="48"/>
-        <w:ind w:left="141" w:right="711"/>
-        <w:jc w:val="both"/>
-      </w:pPr>
-      <w:r>
-        <w:t>К 93 Курманбек.—Жаныш, Байыш (Эпос). Ф., «Кыргызcтан», 1970. (Кыргыз ССР илимдер Академиясы. Тил жана адабият институту). 384 бет. 40000 экз. 2 с. 27 т.</w:t>
-      </w:r>
-    </w:p>
-    <w:p>
-      <w:pPr>
-        <w:pStyle w:val="a3"/>
-        <w:ind w:left="141" w:right="705"/>
-        <w:jc w:val="both"/>
-      </w:pPr>
-      <w:r>
-        <w:t>«Жаныш, Байыш» жана «Курманбек» кыргыз элинин баатырлык эпосторунун эң көрүнүктүүлөрүнөн. Чыгармадагы каармандар өз элин, өз жерин сырткы басып алуучулардан коргоп, элдин бирдиктүүлүгүн, бейкутчулугун сакташкан.</w:t>
-      </w:r>
-    </w:p>
-    <w:p>
-      <w:pPr>
-        <w:pStyle w:val="a4"/>
-        <w:ind w:right="1101"/>
-        <w:jc w:val="right"/>
-      </w:pPr>
-      <w:r>
-        <w:rPr>
-          <w:spacing w:val="-2"/>
-        </w:rPr>
-        <w:t>Киргиз.</w:t>
-      </w:r>
-    </w:p>
-    <w:p>
-      <w:pPr>
-        <w:pStyle w:val="a3"/>
-        <w:ind w:left="0" w:right="0"/>
-        <w:rPr>
-          <w:b/>
-        </w:rPr>
-      </w:pPr>
-    </w:p>
-    <w:p>
-      <w:pPr>
-        <w:pStyle w:val="a3"/>
-        <w:ind w:left="0" w:right="0"/>
-        <w:rPr>
-          <w:b/>
-        </w:rPr>
-      </w:pPr>
-    </w:p>
-    <w:p>
-      <w:pPr>
-        <w:pStyle w:val="a3"/>
-        <w:ind w:left="0" w:right="0"/>
-        <w:rPr>
-          <w:b/>
-        </w:rPr>
-      </w:pPr>
-    </w:p>
-    <w:p>
-      <w:pPr>
-        <w:pStyle w:val="a3"/>
-        <w:ind w:left="0" w:right="0"/>
-        <w:rPr>
-          <w:b/>
-        </w:rPr>
-      </w:pPr>
-    </w:p>
-    <w:p>
-      <w:pPr>
-        <w:pStyle w:val="a3"/>
-        <w:ind w:left="0" w:right="0"/>
-        <w:rPr>
-          <w:b/>
-        </w:rPr>
-      </w:pPr>
-    </w:p>
-    <w:p>
-      <w:pPr>
-        <w:pStyle w:val="a3"/>
-        <w:ind w:left="0" w:right="0"/>
-        <w:rPr>
-          <w:b/>
-        </w:rPr>
-      </w:pPr>
-    </w:p>
-    <w:p>
-      <w:pPr>
-        <w:pStyle w:val="a3"/>
-        <w:ind w:left="0" w:right="0"/>
-        <w:rPr>
-          <w:b/>
-        </w:rPr>
-      </w:pPr>
-    </w:p>
-    <w:p>
-      <w:pPr>
-        <w:pStyle w:val="a3"/>
-        <w:ind w:left="0" w:right="0"/>
-        <w:rPr>
-          <w:b/>
-        </w:rPr>
-      </w:pPr>
-    </w:p>
-    <w:p>
-      <w:pPr>
-        <w:pStyle w:val="a3"/>
-        <w:ind w:left="0" w:right="0"/>
-        <w:rPr>
-          <w:b/>
-        </w:rPr>
-      </w:pPr>
-    </w:p>
-    <w:p>
-      <w:pPr>
-        <w:pStyle w:val="a3"/>
-        <w:ind w:left="0" w:right="0"/>
-        <w:rPr>
-          <w:b/>
-        </w:rPr>
-      </w:pPr>
-    </w:p>
-    <w:p>
-      <w:pPr>
-        <w:pStyle w:val="a3"/>
-        <w:ind w:left="0" w:right="0"/>
-        <w:rPr>
-          <w:b/>
-        </w:rPr>
-      </w:pPr>
-    </w:p>
-    <w:p>
-      <w:pPr>
-        <w:pStyle w:val="a3"/>
-        <w:ind w:left="0" w:right="0"/>
-        <w:rPr>
-          <w:b/>
-        </w:rPr>
-      </w:pPr>
-    </w:p>
-    <w:p>
-      <w:pPr>
-        <w:pStyle w:val="a3"/>
-        <w:ind w:left="0" w:right="0"/>
-        <w:rPr>
-          <w:b/>
-        </w:rPr>
-      </w:pPr>
-    </w:p>
-    <w:p>
-      <w:pPr>
-        <w:pStyle w:val="a3"/>
-        <w:ind w:left="0" w:right="0"/>
-        <w:rPr>
-          <w:b/>
-        </w:rPr>
-      </w:pPr>
-    </w:p>
-    <w:p>
-      <w:pPr>
-        <w:pStyle w:val="a3"/>
-        <w:ind w:left="0" w:right="0"/>
-        <w:rPr>
-          <w:b/>
-        </w:rPr>
-      </w:pPr>
-    </w:p>
-    <w:p>
-      <w:pPr>
-        <w:pStyle w:val="a3"/>
-        <w:ind w:left="0" w:right="0"/>
-        <w:rPr>
-          <w:b/>
-        </w:rPr>
-      </w:pPr>
-    </w:p>
-    <w:p>
-      <w:pPr>
-        <w:pStyle w:val="a3"/>
-        <w:ind w:left="0" w:right="0"/>
-        <w:rPr>
-          <w:b/>
-        </w:rPr>
-      </w:pPr>
-    </w:p>
-    <w:p>
-      <w:pPr>
-        <w:pStyle w:val="a3"/>
-        <w:ind w:left="0" w:right="0"/>
-        <w:rPr>
-          <w:b/>
-        </w:rPr>
-      </w:pPr>
-    </w:p>
-    <w:p>
-      <w:pPr>
-        <w:pStyle w:val="a3"/>
-        <w:ind w:left="0" w:right="0"/>
-        <w:rPr>
-          <w:b/>
-        </w:rPr>
-      </w:pPr>
-    </w:p>
-    <w:p>
-      <w:pPr>
-        <w:pStyle w:val="a3"/>
-        <w:ind w:left="0" w:right="0"/>
-        <w:rPr>
-          <w:b/>
-        </w:rPr>
-      </w:pPr>
-    </w:p>
-    <w:p>
-      <w:pPr>
-        <w:pStyle w:val="a3"/>
-        <w:ind w:left="0" w:right="0"/>
-        <w:rPr>
-          <w:b/>
-        </w:rPr>
-      </w:pPr>
-    </w:p>
-    <w:p>
-      <w:pPr>
-        <w:pStyle w:val="a3"/>
-        <w:ind w:left="0" w:right="0"/>
-        <w:rPr>
-          <w:b/>
-        </w:rPr>
-      </w:pPr>
-    </w:p>
-    <w:p>
-      <w:pPr>
-        <w:pStyle w:val="a3"/>
-        <w:ind w:left="0" w:right="0"/>
-        <w:rPr>
-          <w:b/>
-        </w:rPr>
-      </w:pPr>
-    </w:p>
-    <w:p>
-      <w:pPr>
-        <w:pStyle w:val="a3"/>
-        <w:ind w:left="0" w:right="0"/>
-        <w:rPr>
-          <w:b/>
-        </w:rPr>
-      </w:pPr>
-    </w:p>
-    <w:p>
-      <w:pPr>
-        <w:pStyle w:val="a3"/>
-        <w:ind w:left="0" w:right="0"/>
-        <w:rPr>
-          <w:b/>
-        </w:rPr>
-      </w:pPr>
-    </w:p>
-    <w:p>
-      <w:pPr>
-        <w:pStyle w:val="a3"/>
-        <w:ind w:left="0" w:right="0"/>
-        <w:rPr>
-          <w:b/>
-        </w:rPr>
-      </w:pPr>
-    </w:p>
-    <w:p>
-      <w:pPr>
-        <w:pStyle w:val="a3"/>
-        <w:ind w:left="0" w:right="0"/>
-        <w:rPr>
-          <w:b/>
-        </w:rPr>
-      </w:pPr>
-    </w:p>
-    <w:p>
-      <w:pPr>
-        <w:pStyle w:val="a3"/>
-        <w:ind w:left="0" w:right="0"/>
-        <w:rPr>
-          <w:b/>
-        </w:rPr>
-      </w:pPr>
-    </w:p>
-    <w:p>
-      <w:pPr>
-        <w:pStyle w:val="a3"/>
-        <w:ind w:left="0" w:right="0"/>
-        <w:rPr>
-          <w:b/>
-        </w:rPr>
-      </w:pPr>
-    </w:p>
-    <w:p>
-      <w:pPr>
-        <w:pStyle w:val="a3"/>
-        <w:ind w:left="0" w:right="0"/>
-        <w:rPr>
-          <w:b/>
-        </w:rPr>
-      </w:pPr>
-    </w:p>
-    <w:p>
-      <w:pPr>
-        <w:pStyle w:val="a3"/>
-        <w:ind w:left="0" w:right="0"/>
-        <w:rPr>
-          <w:b/>
-        </w:rPr>
-      </w:pPr>
-    </w:p>
-    <w:p>
-      <w:pPr>
-        <w:pStyle w:val="a3"/>
-        <w:ind w:left="0" w:right="0"/>
-        <w:rPr>
-          <w:b/>
-        </w:rPr>
-      </w:pPr>
-    </w:p>
-    <w:p>
-      <w:pPr>
-        <w:pStyle w:val="a3"/>
-        <w:ind w:left="0" w:right="0"/>
-        <w:rPr>
-          <w:b/>
-        </w:rPr>
-      </w:pPr>
-    </w:p>
-    <w:p>
-      <w:pPr>
-        <w:pStyle w:val="a3"/>
-        <w:ind w:left="0" w:right="0"/>
-        <w:rPr>
-          <w:b/>
-        </w:rPr>
-      </w:pPr>
-    </w:p>
-    <w:p>
-      <w:pPr>
-        <w:pStyle w:val="a3"/>
-        <w:ind w:left="0" w:right="0"/>
-        <w:rPr>
-          <w:b/>
-        </w:rPr>
-      </w:pPr>
-    </w:p>
-    <w:p>
-      <w:pPr>
-        <w:pStyle w:val="a3"/>
-        <w:ind w:left="0" w:right="0"/>
-        <w:rPr>
-          <w:b/>
-        </w:rPr>
-      </w:pPr>
-    </w:p>
-    <w:p>
-      <w:pPr>
-        <w:pStyle w:val="a3"/>
-        <w:spacing w:before="1"/>
-        <w:ind w:left="2778" w:right="3345"/>
-        <w:jc w:val="center"/>
-      </w:pPr>
-      <w:r>
-        <w:t>БАСМАГА</w:t>
-      </w:r>
-      <w:r>
-        <w:rPr>
-          <w:spacing w:val="-14"/>
-        </w:rPr>
-        <w:t xml:space="preserve"> </w:t>
-      </w:r>
-      <w:r>
-        <w:t>ДАЯРДАГАН—САПАРБЕК ЗАКИРОВ</w:t>
-      </w:r>
-    </w:p>
-    <w:p>
-      <w:pPr>
-        <w:pStyle w:val="a3"/>
-        <w:jc w:val="center"/>
-        <w:sectPr>
-          <w:headerReference w:type="default" r:id="rId7"/>
-          <w:type w:val="continuous"/>
-          <w:pgSz w:w="11910" w:h="16840"/>
-          <w:pgMar w:top="640" w:right="708" w:bottom="280" w:left="1275" w:header="254" w:footer="0" w:gutter="0"/>
-          <w:pgNumType w:start="1"/>
-          <w:cols w:space="720"/>
-        </w:sectPr>
-      </w:pPr>
-    </w:p>
-    <w:p>
-      <w:pPr>
-        <w:pStyle w:val="a3"/>
-        <w:spacing w:before="2"/>
-        <w:ind w:left="0" w:right="0"/>
-        <w:rPr>
-          <w:sz w:val="5"/>
-        </w:rPr>
-      </w:pPr>
-    </w:p>
-    <w:p>
-      <w:pPr>
-        <w:ind w:left="149"/>
-        <w:rPr>
-          <w:sz w:val="20"/>
-        </w:rPr>
-      </w:pPr>
-      <w:r>
-        <w:rPr>
-          <w:noProof/>
-          <w:sz w:val="20"/>
-        </w:rPr>
-        <w:drawing>
-          <wp:inline distT="0" distB="0" distL="0" distR="0" wp14:anchorId="27578B19" wp14:editId="64801898">
-            <wp:extent cx="6137468" cy="8695372"/>
-            <wp:effectExtent l="0" t="0" r="0" b="0"/>
-            <wp:docPr id="2" name="Image 2"/>
-            <wp:cNvGraphicFramePr>
-              <a:graphicFrameLocks xmlns:a="http://schemas.openxmlformats.org/drawingml/2006/main"/>
-            </wp:cNvGraphicFramePr>
-            <a:graphic xmlns:a="http://schemas.openxmlformats.org/drawingml/2006/main">
-              <a:graphicData uri="http://schemas.openxmlformats.org/drawingml/2006/picture">
-                <pic:pic xmlns:pic="http://schemas.openxmlformats.org/drawingml/2006/picture">
-                  <pic:nvPicPr>
-                    <pic:cNvPr id="2" name="Image 2"/>
-                    <pic:cNvPicPr/>
-                  </pic:nvPicPr>
-                  <pic:blipFill>
-                    <a:blip r:embed="rId8" cstate="print"/>
-                    <a:stretch>
-                      <a:fillRect/>
-                    </a:stretch>
-                  </pic:blipFill>
-                  <pic:spPr>
-                    <a:xfrm>
-                      <a:off x="0" y="0"/>
-                      <a:ext cx="6137468" cy="8695372"/>
-                    </a:xfrm>
-                    <a:prstGeom prst="rect">
-                      <a:avLst/>
-                    </a:prstGeom>
-                  </pic:spPr>
-                </pic:pic>
-              </a:graphicData>
-            </a:graphic>
-          </wp:inline>
-        </w:drawing>
-      </w:r>
-    </w:p>
-    <w:p>
-      <w:pPr>
-        <w:rPr>
-          <w:sz w:val="20"/>
-        </w:rPr>
-        <w:sectPr>
-          <w:pgSz w:w="11910" w:h="16840"/>
-          <w:pgMar w:top="640" w:right="708" w:bottom="280" w:left="1275" w:header="254" w:footer="0" w:gutter="0"/>
-          <w:cols w:space="720"/>
-        </w:sectPr>
-      </w:pPr>
-    </w:p>
-    <w:p>
-      <w:pPr>
-        <w:pStyle w:val="a3"/>
-        <w:spacing w:before="6"/>
-        <w:ind w:left="0" w:right="0"/>
-        <w:rPr>
-          <w:sz w:val="4"/>
-        </w:rPr>
-      </w:pPr>
-    </w:p>
-    <w:p>
-      <w:pPr>
-        <w:ind w:left="146"/>
-        <w:rPr>
-          <w:sz w:val="20"/>
-        </w:rPr>
-      </w:pPr>
-      <w:r>
-        <w:rPr>
-          <w:noProof/>
-          <w:sz w:val="20"/>
-        </w:rPr>
-        <w:drawing>
-          <wp:inline distT="0" distB="0" distL="0" distR="0" wp14:anchorId="213C693F" wp14:editId="259E4A30">
-            <wp:extent cx="6011480" cy="8935021"/>
-            <wp:effectExtent l="0" t="0" r="0" b="0"/>
-            <wp:docPr id="3" name="Image 3"/>
-            <wp:cNvGraphicFramePr>
-              <a:graphicFrameLocks xmlns:a="http://schemas.openxmlformats.org/drawingml/2006/main"/>
-            </wp:cNvGraphicFramePr>
-            <a:graphic xmlns:a="http://schemas.openxmlformats.org/drawingml/2006/main">
-              <a:graphicData uri="http://schemas.openxmlformats.org/drawingml/2006/picture">
-                <pic:pic xmlns:pic="http://schemas.openxmlformats.org/drawingml/2006/picture">
-                  <pic:nvPicPr>
-                    <pic:cNvPr id="3" name="Image 3"/>
-                    <pic:cNvPicPr/>
-                  </pic:nvPicPr>
-                  <pic:blipFill>
-                    <a:blip r:embed="rId9" cstate="print"/>
-                    <a:stretch>
-                      <a:fillRect/>
-                    </a:stretch>
-                  </pic:blipFill>
-                  <pic:spPr>
-                    <a:xfrm>
-                      <a:off x="0" y="0"/>
-                      <a:ext cx="6011480" cy="8935021"/>
-                    </a:xfrm>
-                    <a:prstGeom prst="rect">
-                      <a:avLst/>
-                    </a:prstGeom>
-                  </pic:spPr>
-                </pic:pic>
-              </a:graphicData>
-            </a:graphic>
-          </wp:inline>
-        </w:drawing>
-      </w:r>
-    </w:p>
-    <w:p>
-      <w:pPr>
-        <w:rPr>
-          <w:sz w:val="20"/>
-        </w:rPr>
-        <w:sectPr>
-          <w:pgSz w:w="11910" w:h="16840"/>
-          <w:pgMar w:top="640" w:right="708" w:bottom="280" w:left="1275" w:header="254" w:footer="0" w:gutter="0"/>
-          <w:cols w:space="720"/>
-        </w:sectPr>
-      </w:pPr>
-    </w:p>
-    <w:p>
-      <w:pPr>
-        <w:pStyle w:val="a4"/>
-        <w:spacing w:before="48"/>
-        <w:ind w:left="2973"/>
-      </w:pPr>
-      <w:bookmarkStart w:id="0" w:name="СӨЗ_БАШЫ"/>
-      <w:bookmarkEnd w:id="0"/>
-      <w:r>
-        <w:lastRenderedPageBreak/>
-        <w:t xml:space="preserve">СӨЗ </w:t>
-      </w:r>
-      <w:r>
-        <w:rPr>
-          <w:spacing w:val="-4"/>
-        </w:rPr>
-        <w:t>БАШЫ</w:t>
-      </w:r>
-    </w:p>
-    <w:p>
-      <w:pPr>
-        <w:pStyle w:val="a3"/>
-        <w:spacing w:before="281"/>
-        <w:ind w:left="141" w:right="706" w:firstLine="708"/>
-        <w:jc w:val="both"/>
-      </w:pPr>
-      <w:r>
-        <w:t>Кыргыз элинин оозеки көркөм чыгармасында эпикалык чыгармалар өтө эле</w:t>
-      </w:r>
-      <w:r>
-        <w:rPr>
-          <w:spacing w:val="-1"/>
-        </w:rPr>
-        <w:t xml:space="preserve"> </w:t>
-      </w:r>
-      <w:r>
-        <w:t>басымдуу</w:t>
-      </w:r>
-      <w:r>
-        <w:rPr>
-          <w:spacing w:val="-2"/>
-        </w:rPr>
-        <w:t xml:space="preserve"> </w:t>
-      </w:r>
-      <w:r>
-        <w:t>орунду</w:t>
-      </w:r>
-      <w:r>
-        <w:rPr>
-          <w:spacing w:val="-2"/>
-        </w:rPr>
-        <w:t xml:space="preserve"> </w:t>
-      </w:r>
-      <w:r>
-        <w:t>ээлеп келген.</w:t>
-      </w:r>
-      <w:r>
-        <w:rPr>
-          <w:spacing w:val="-2"/>
-        </w:rPr>
-        <w:t xml:space="preserve"> </w:t>
-      </w:r>
-      <w:r>
-        <w:t>Ал</w:t>
-      </w:r>
-      <w:r>
-        <w:rPr>
-          <w:spacing w:val="-1"/>
-        </w:rPr>
-        <w:t xml:space="preserve"> </w:t>
-      </w:r>
-      <w:r>
-        <w:t>эми,</w:t>
-      </w:r>
-      <w:r>
-        <w:rPr>
-          <w:spacing w:val="-2"/>
-        </w:rPr>
-        <w:t xml:space="preserve"> </w:t>
-      </w:r>
-      <w:r>
-        <w:t>«Манас»</w:t>
-      </w:r>
-      <w:r>
-        <w:rPr>
-          <w:spacing w:val="-3"/>
-        </w:rPr>
-        <w:t xml:space="preserve"> </w:t>
-      </w:r>
-      <w:r>
-        <w:t>баштаган</w:t>
-      </w:r>
-      <w:r>
-        <w:rPr>
-          <w:spacing w:val="-3"/>
-        </w:rPr>
-        <w:t xml:space="preserve"> </w:t>
-      </w:r>
-      <w:r>
-        <w:t>эпосторду</w:t>
-      </w:r>
-      <w:r>
-        <w:rPr>
-          <w:spacing w:val="-2"/>
-        </w:rPr>
-        <w:t xml:space="preserve"> </w:t>
-      </w:r>
-      <w:r>
-        <w:t>айтуу</w:t>
-      </w:r>
-      <w:r>
-        <w:rPr>
-          <w:spacing w:val="-2"/>
-        </w:rPr>
-        <w:t xml:space="preserve"> </w:t>
-      </w:r>
-      <w:r>
-        <w:t>бир нече айларга созулган. Мындай баатырдык же турмуштук жомоктор элдин духовный табиятына дал келгендиктен улам байып, кеңейтилип турган.</w:t>
-      </w:r>
-    </w:p>
-    <w:p>
-      <w:pPr>
-        <w:pStyle w:val="a3"/>
-        <w:ind w:left="141" w:right="705" w:firstLine="708"/>
-        <w:jc w:val="both"/>
-      </w:pPr>
-      <w:r>
-        <w:t>Айрыкча кыргыздардагы эпикалык чыгармалардын ролу-элдик театрдын, филармониянын ролунда болгонун эч ким тана албас. Муну «Манасты» аткаруучулардын техникасын элестетсек эле ачык байкоого болот. Ошол эле эпосту аткаруучу ырчы эпостун бүткүл мазмунун так түшүндүрүү үчүн ымдоо, жамдоолор менен мимикалык ар түрдүү абалдарга түшүп артисттик ролду аткарат. Эпостун мындай синтетикалык формага ээ болушу аз эле элдерде сакталган. Бул болсо эпикалык чыгармалардын турмуштагы зарылдыгынын бир гана белгиси. Ал эми алардын жаралуу тарыхы, пайда болушу ошол элдин турмушу менен тикеден-тике байланыштуу болот.</w:t>
-      </w:r>
-    </w:p>
-    <w:p>
-      <w:pPr>
-        <w:pStyle w:val="a3"/>
-        <w:spacing w:before="2"/>
-        <w:ind w:left="140" w:right="705" w:firstLine="708"/>
-        <w:jc w:val="both"/>
-      </w:pPr>
-      <w:r>
-        <w:t>Таланттуу манасчылар, жомокчулар, ырчылар ошол элдин башынан өткөн окуялардан, кандуу кагылыштардан эң сонун поэмаларды түзүшкөн. Ал чыгармалардын айрымдары ушунчалык көркөм айтылгандыктан угуп отургандарга жомоктогу укмуштуу элестери менен келип жеткен. Алар</w:t>
-      </w:r>
-      <w:r>
-        <w:rPr>
-          <w:spacing w:val="40"/>
-        </w:rPr>
-        <w:t xml:space="preserve"> </w:t>
-      </w:r>
-      <w:r>
-        <w:t>таланттын күчүнө багынышкан - кубаттап кыйкырып, сөздүн күчүнө таң калышкан. Адамдын бүткүл жүрөгүн титиреткен же жан жыргаткан белгисиз кубаттын пайда болушунан кийин адам жанындагы жашырын күчтүн сырын жорушкан. Бул эмне деген күч?! Мүмкүн ал ошол угуучунун жан дүйнөсү,</w:t>
-      </w:r>
-      <w:r>
-        <w:rPr>
-          <w:spacing w:val="80"/>
-        </w:rPr>
-        <w:t xml:space="preserve"> </w:t>
-      </w:r>
-      <w:r>
-        <w:t>башынан өткөн тарыхы же көптөн көксөгөн тилеги болуп жүрбөсүн?!</w:t>
-      </w:r>
-    </w:p>
-    <w:p>
-      <w:pPr>
-        <w:pStyle w:val="a3"/>
-        <w:ind w:left="140" w:right="707" w:firstLine="708"/>
-        <w:jc w:val="both"/>
-      </w:pPr>
-      <w:r>
-        <w:t>Дал ошондой окуганда адамдын жанын жыргаткан, окуялардын жөнөкөйлүгү</w:t>
-      </w:r>
-      <w:r>
-        <w:rPr>
-          <w:spacing w:val="21"/>
-        </w:rPr>
-        <w:t xml:space="preserve"> </w:t>
-      </w:r>
-      <w:r>
-        <w:t>менен</w:t>
-      </w:r>
-      <w:r>
-        <w:rPr>
-          <w:spacing w:val="23"/>
-        </w:rPr>
-        <w:t xml:space="preserve"> </w:t>
-      </w:r>
-      <w:r>
-        <w:t>адамды</w:t>
-      </w:r>
-      <w:r>
-        <w:rPr>
-          <w:spacing w:val="23"/>
-        </w:rPr>
-        <w:t xml:space="preserve"> </w:t>
-      </w:r>
-      <w:r>
-        <w:t>таң</w:t>
-      </w:r>
-      <w:r>
-        <w:rPr>
-          <w:spacing w:val="23"/>
-        </w:rPr>
-        <w:t xml:space="preserve"> </w:t>
-      </w:r>
-      <w:r>
-        <w:t>калтырган</w:t>
-      </w:r>
-      <w:r>
-        <w:rPr>
-          <w:spacing w:val="22"/>
-        </w:rPr>
-        <w:t xml:space="preserve"> </w:t>
-      </w:r>
-      <w:r>
-        <w:t>эпостордун</w:t>
-      </w:r>
-      <w:r>
-        <w:rPr>
-          <w:spacing w:val="23"/>
-        </w:rPr>
-        <w:t xml:space="preserve"> </w:t>
-      </w:r>
-      <w:r>
-        <w:t>бири</w:t>
-      </w:r>
-      <w:r>
-        <w:rPr>
-          <w:spacing w:val="23"/>
-        </w:rPr>
-        <w:t xml:space="preserve"> </w:t>
-      </w:r>
-      <w:r>
-        <w:t>«Курманбек»</w:t>
-      </w:r>
-      <w:r>
-        <w:rPr>
-          <w:spacing w:val="24"/>
-        </w:rPr>
-        <w:t xml:space="preserve"> </w:t>
-      </w:r>
-      <w:r>
-        <w:rPr>
-          <w:spacing w:val="-2"/>
-        </w:rPr>
-        <w:t>эпосу.</w:t>
-      </w:r>
-    </w:p>
-    <w:p>
-      <w:pPr>
-        <w:pStyle w:val="a3"/>
-        <w:ind w:left="140" w:right="706"/>
-        <w:jc w:val="both"/>
-      </w:pPr>
-      <w:r>
-        <w:t>«Курманбек» эпосунун азыр бизде элдик үч варианты бар. Биринчи вариантын Каим Мифтаков 1923-жылы М. Мусулманкуловдон жазып алган. Көлөмү 2500 сап ырдан турат. Эпостун экинчи вариантын 1933-жылы Калык Акиев жазып тапшырган.</w:t>
-      </w:r>
-      <w:r>
-        <w:rPr>
-          <w:spacing w:val="-2"/>
-        </w:rPr>
-        <w:t xml:space="preserve"> </w:t>
-      </w:r>
-      <w:r>
-        <w:t>Көлөмү</w:t>
-      </w:r>
-      <w:r>
-        <w:rPr>
-          <w:spacing w:val="-4"/>
-        </w:rPr>
-        <w:t xml:space="preserve"> </w:t>
-      </w:r>
-      <w:r>
-        <w:t>5500</w:t>
-      </w:r>
-      <w:r>
-        <w:rPr>
-          <w:spacing w:val="-4"/>
-        </w:rPr>
-        <w:t xml:space="preserve"> </w:t>
-      </w:r>
-      <w:r>
-        <w:t>сап</w:t>
-      </w:r>
-      <w:r>
-        <w:rPr>
-          <w:spacing w:val="-3"/>
-        </w:rPr>
-        <w:t xml:space="preserve"> </w:t>
-      </w:r>
-      <w:r>
-        <w:t>Үчүнчү</w:t>
-      </w:r>
-      <w:r>
-        <w:rPr>
-          <w:spacing w:val="-2"/>
-        </w:rPr>
-        <w:t xml:space="preserve"> </w:t>
-      </w:r>
-      <w:r>
-        <w:t>варианты</w:t>
-      </w:r>
-      <w:r>
-        <w:rPr>
-          <w:spacing w:val="-3"/>
-        </w:rPr>
-        <w:t xml:space="preserve"> </w:t>
-      </w:r>
-      <w:r>
-        <w:t>1958-жылы</w:t>
-      </w:r>
-      <w:r>
-        <w:rPr>
-          <w:spacing w:val="-3"/>
-        </w:rPr>
-        <w:t xml:space="preserve"> </w:t>
-      </w:r>
-      <w:r>
-        <w:t>Тажик</w:t>
-      </w:r>
-      <w:r>
-        <w:rPr>
-          <w:spacing w:val="-4"/>
-        </w:rPr>
-        <w:t xml:space="preserve"> </w:t>
-      </w:r>
-      <w:r>
-        <w:t>ССРинин</w:t>
-      </w:r>
-      <w:r>
-        <w:rPr>
-          <w:spacing w:val="-3"/>
-        </w:rPr>
-        <w:t xml:space="preserve"> </w:t>
-      </w:r>
-      <w:r>
-        <w:t>Жерге-Тал районунда жашаган Т. Каландаровдон жазылган. Көлөмү 360 сап.</w:t>
-      </w:r>
-    </w:p>
-    <w:p>
-      <w:pPr>
-        <w:pStyle w:val="a3"/>
-        <w:spacing w:line="281" w:lineRule="exact"/>
-        <w:ind w:left="848" w:right="0"/>
-        <w:jc w:val="both"/>
-      </w:pPr>
-      <w:r>
-        <w:t>Бул</w:t>
-      </w:r>
-      <w:r>
-        <w:rPr>
-          <w:spacing w:val="73"/>
-        </w:rPr>
-        <w:t xml:space="preserve"> </w:t>
-      </w:r>
-      <w:r>
-        <w:t>элдик</w:t>
-      </w:r>
-      <w:r>
-        <w:rPr>
-          <w:spacing w:val="75"/>
-        </w:rPr>
-        <w:t xml:space="preserve"> </w:t>
-      </w:r>
-      <w:r>
-        <w:t>үч</w:t>
-      </w:r>
-      <w:r>
-        <w:rPr>
-          <w:spacing w:val="76"/>
-        </w:rPr>
-        <w:t xml:space="preserve"> </w:t>
-      </w:r>
-      <w:r>
-        <w:t>вариантынан</w:t>
-      </w:r>
-      <w:r>
-        <w:rPr>
-          <w:spacing w:val="75"/>
-        </w:rPr>
-        <w:t xml:space="preserve"> </w:t>
-      </w:r>
-      <w:r>
-        <w:t>башка</w:t>
-      </w:r>
-      <w:r>
-        <w:rPr>
-          <w:spacing w:val="75"/>
-        </w:rPr>
-        <w:t xml:space="preserve"> </w:t>
-      </w:r>
-      <w:r>
-        <w:t>1924-жылы</w:t>
-      </w:r>
-      <w:r>
-        <w:rPr>
-          <w:spacing w:val="76"/>
-        </w:rPr>
-        <w:t xml:space="preserve"> </w:t>
-      </w:r>
-      <w:r>
-        <w:t>А.</w:t>
-      </w:r>
-      <w:r>
-        <w:rPr>
-          <w:spacing w:val="76"/>
-        </w:rPr>
-        <w:t xml:space="preserve"> </w:t>
-      </w:r>
-      <w:r>
-        <w:t>Токомбаев</w:t>
-      </w:r>
-      <w:r>
-        <w:rPr>
-          <w:spacing w:val="73"/>
-        </w:rPr>
-        <w:t xml:space="preserve"> </w:t>
-      </w:r>
-      <w:r>
-        <w:rPr>
-          <w:spacing w:val="-2"/>
-        </w:rPr>
-        <w:t>тарабынан</w:t>
-      </w:r>
-    </w:p>
-    <w:p>
-      <w:pPr>
-        <w:pStyle w:val="a3"/>
-        <w:ind w:left="140" w:right="705"/>
-        <w:jc w:val="both"/>
-      </w:pPr>
-      <w:r>
-        <w:t>«Курманбек» кара сөз формасында Алма-Атадан чыгуучу «Чолпон» журналына басылган. Бул фактылардын өзү эле «Курманбек» эпосу элде эң кеңири айтылган эпостордун бири экенин көрсөтөт.</w:t>
-      </w:r>
-    </w:p>
-    <w:p>
-      <w:pPr>
-        <w:pStyle w:val="a3"/>
-        <w:ind w:left="140" w:right="705" w:firstLine="708"/>
-        <w:jc w:val="both"/>
-      </w:pPr>
-      <w:r>
-        <w:t>«Курманбектин» сюжеттик линиясына көз жүгүртсөк эки негизги багытта өнүккөнү байкалат. Биринчиси жана негизгиси чет душмандар менен күрөшүү б.</w:t>
-      </w:r>
-      <w:r>
-        <w:rPr>
-          <w:spacing w:val="40"/>
-        </w:rPr>
-        <w:t xml:space="preserve"> </w:t>
-      </w:r>
-      <w:r>
-        <w:t>а. баатырдык темасы. экинчиси сүйүү темасы. Бул эки тема Курманбектин образы аркылуу органикалык бирдикти түзөт. Алар бирин бири толуктап, көрктөнтүп турат. Бирок булар «Курманбек» эпосунун түрдүү варианттарында ар башка чечилген. Мисалы М. Мусулманкуловдун вариантында баатырдык жана сүйүү маселеси диндик түшүнүктөргө багындырылып кеткен. Анда Курманбек кайберенден төрөлүп, перинин кызына үйлөнөт. Баатырдын жоого аттанышында да кудайга жалынып «жеңишке» жеткендей түшүнүктөр орун алган.</w:t>
-      </w:r>
-    </w:p>
-    <w:p>
-      <w:pPr>
-        <w:pStyle w:val="a3"/>
-        <w:ind w:left="140" w:right="705" w:firstLine="708"/>
-        <w:jc w:val="both"/>
-      </w:pPr>
-      <w:r>
-        <w:t>М. Мусулманкуловдун варианты 1927-жылдары басмадан чыккан. Бирок эпостогу элдик мотивдер бурмаланып айтуучунун жеке көз карашы, диндик түшүнүктөрү көп орун алып кеткендиктен элге анча сиңе алган жок.</w:t>
-      </w:r>
-    </w:p>
-    <w:p>
-      <w:pPr>
-        <w:pStyle w:val="a3"/>
-        <w:ind w:left="140" w:right="705" w:firstLine="708"/>
-        <w:jc w:val="both"/>
-      </w:pPr>
-      <w:r>
-        <w:t>М. Мусулманкуловдун вариантына салыштырганда К. Акиевдин варианты окуяларынын, портреттеринин, пейзаждардын сүрөттөлүшүнүн реалдуулугу, турмушка жакындыгы кызыктуулугу менен айырмаланып турат. Мында эң сонун фантастикалык ыкмалар, гиперболалык сүрөттөөлөр реалдуу шарттагы каармандын күрөшүн, максатын берүүгө багындырылган.</w:t>
-      </w:r>
-    </w:p>
-    <w:p>
-      <w:pPr>
-        <w:pStyle w:val="a3"/>
-        <w:jc w:val="both"/>
-        <w:sectPr>
-          <w:pgSz w:w="11910" w:h="16840"/>
-          <w:pgMar w:top="640" w:right="708" w:bottom="280" w:left="1275" w:header="254" w:footer="0" w:gutter="0"/>
-          <w:cols w:space="720"/>
-        </w:sectPr>
-      </w:pPr>
-    </w:p>
-    <w:p>
-      <w:pPr>
-        <w:pStyle w:val="a3"/>
-        <w:spacing w:before="48"/>
-        <w:ind w:left="140" w:right="705" w:firstLine="708"/>
-        <w:jc w:val="both"/>
-      </w:pPr>
-      <w:r>
-        <w:lastRenderedPageBreak/>
-        <w:t>Кыргыз элинин баатырдык эпосторунун ичиндеги «Курманбек» эпосунун бир негизги бөтөнчөлүгү дал ушунда турат. Анткени адетте баатырдык эпостордун басымдуу көпчүлүгүндө баатыр төрөлөрдөн мурда эле жолборстун жүрөгүнө талгак болуу же кандайдыр касиеттүү күчтөрдүн жардамы менен эненин боюна бүтүп өзгөчөлөнүп туулуу мүнөздүү. Мындай өтө эле апыртып жиберүү оозеки чыгармалардын жалпы духуна туура келгени менен турмуштагы көрүнүштөрдүн чындыгына багындырылуу менен көркөм каражаттык ролун аткарып кала берет. Элдик эпостор, чыгармалар канчалык фантастикалуу болбосун ал реалдуу турмуштан гана чыгат жана аны чагылдырат. Курманбек эпосундагы окуялар калмак дооруна туура келет.</w:t>
-      </w:r>
-    </w:p>
-    <w:p>
-      <w:pPr>
-        <w:pStyle w:val="a3"/>
-        <w:ind w:left="140" w:right="705" w:firstLine="708"/>
-        <w:jc w:val="both"/>
-      </w:pPr>
-      <w:r>
-        <w:t>XIV кылымдын аягында батыш Монголияда ойроттордун (калмактар) ири феодалдуу Жунгария мамлекети өсүп чыгат. Калмактар Орто-Азияда жашаган элдердин көпчүлүгүн каратып катуу эзүү жүргүзө баштаган. Бул кагылыштар - калмакка каршы жергиликтүү элдин күрөшү эл оозеки чыгармасында кеңири орун алган. Эл ал эзүүдөн куткарууга баатырлардын легендалык образын түзүшкөн.</w:t>
-      </w:r>
-      <w:r>
-        <w:rPr>
-          <w:spacing w:val="11"/>
-        </w:rPr>
-        <w:t xml:space="preserve"> </w:t>
-      </w:r>
-      <w:r>
-        <w:t>Орто-Азия</w:t>
-      </w:r>
-      <w:r>
-        <w:rPr>
-          <w:spacing w:val="15"/>
-        </w:rPr>
-        <w:t xml:space="preserve"> </w:t>
-      </w:r>
-      <w:r>
-        <w:t>элдеринде</w:t>
-      </w:r>
-      <w:r>
-        <w:rPr>
-          <w:spacing w:val="14"/>
-        </w:rPr>
-        <w:t xml:space="preserve"> </w:t>
-      </w:r>
-      <w:r>
-        <w:t>буга</w:t>
-      </w:r>
-      <w:r>
-        <w:rPr>
-          <w:spacing w:val="14"/>
-        </w:rPr>
-        <w:t xml:space="preserve"> </w:t>
-      </w:r>
-      <w:r>
-        <w:t>далил</w:t>
-      </w:r>
-      <w:r>
-        <w:rPr>
-          <w:spacing w:val="12"/>
-        </w:rPr>
-        <w:t xml:space="preserve"> </w:t>
-      </w:r>
-      <w:r>
-        <w:t>болуучу-каракалпакта,</w:t>
-      </w:r>
-      <w:r>
-        <w:rPr>
-          <w:spacing w:val="14"/>
-        </w:rPr>
-        <w:t xml:space="preserve"> </w:t>
-      </w:r>
-      <w:r>
-        <w:t>өзбек,</w:t>
-      </w:r>
-      <w:r>
-        <w:rPr>
-          <w:spacing w:val="14"/>
-        </w:rPr>
-        <w:t xml:space="preserve"> </w:t>
-      </w:r>
-      <w:r>
-        <w:rPr>
-          <w:spacing w:val="-2"/>
-        </w:rPr>
-        <w:t>казакта</w:t>
-      </w:r>
-    </w:p>
-    <w:p>
-      <w:pPr>
-        <w:pStyle w:val="a3"/>
-        <w:spacing w:before="1"/>
-        <w:ind w:left="140" w:right="705"/>
-        <w:jc w:val="both"/>
-      </w:pPr>
-      <w:r>
-        <w:t>«Алпамыш» эпосунун версиялары, кыргызда «Манас» трилогиясынан баштап баатырдык</w:t>
-      </w:r>
-      <w:r>
-        <w:rPr>
-          <w:spacing w:val="-4"/>
-        </w:rPr>
-        <w:t xml:space="preserve"> </w:t>
-      </w:r>
-      <w:r>
-        <w:t>кенже</w:t>
-      </w:r>
-      <w:r>
-        <w:rPr>
-          <w:spacing w:val="-3"/>
-        </w:rPr>
-        <w:t xml:space="preserve"> </w:t>
-      </w:r>
-      <w:r>
-        <w:t>эпостордун</w:t>
-      </w:r>
-      <w:r>
-        <w:rPr>
-          <w:spacing w:val="-3"/>
-        </w:rPr>
-        <w:t xml:space="preserve"> </w:t>
-      </w:r>
-      <w:r>
-        <w:t>көпчүлүгү</w:t>
-      </w:r>
-      <w:r>
-        <w:rPr>
-          <w:spacing w:val="-4"/>
-        </w:rPr>
-        <w:t xml:space="preserve"> </w:t>
-      </w:r>
-      <w:r>
-        <w:t>кирип</w:t>
-      </w:r>
-      <w:r>
-        <w:rPr>
-          <w:spacing w:val="-3"/>
-        </w:rPr>
-        <w:t xml:space="preserve"> </w:t>
-      </w:r>
-      <w:r>
-        <w:t>кетет.</w:t>
-      </w:r>
-      <w:r>
-        <w:rPr>
-          <w:spacing w:val="-2"/>
-        </w:rPr>
-        <w:t xml:space="preserve"> </w:t>
-      </w:r>
-      <w:r>
-        <w:t>Бирок</w:t>
-      </w:r>
-      <w:r>
-        <w:rPr>
-          <w:spacing w:val="-4"/>
-        </w:rPr>
-        <w:t xml:space="preserve"> </w:t>
-      </w:r>
-      <w:r>
-        <w:t>буга</w:t>
-      </w:r>
-      <w:r>
-        <w:rPr>
-          <w:spacing w:val="-6"/>
-        </w:rPr>
-        <w:t xml:space="preserve"> </w:t>
-      </w:r>
-      <w:r>
-        <w:t>карап</w:t>
-      </w:r>
-      <w:r>
-        <w:rPr>
-          <w:spacing w:val="-3"/>
-        </w:rPr>
-        <w:t xml:space="preserve"> </w:t>
-      </w:r>
-      <w:r>
-        <w:t>калмактар менен болгон согуштарды көрсөткөн чыгармаларды XIV кылымдардан кийин</w:t>
-      </w:r>
-      <w:r>
-        <w:rPr>
-          <w:spacing w:val="40"/>
-        </w:rPr>
-        <w:t xml:space="preserve"> </w:t>
-      </w:r>
-      <w:r>
-        <w:t xml:space="preserve">гана пайда болду деп так кесе айтуу кыйын. Себеби «Манас» эпосунда негизги окуя калмак, каракытай менен болгон согуштарга арналса да көп белгилери боюнча андан алда качанкы кыргыз элинин тарыхын кымтый келгенин - анын алгачкы негизи байыркы доордо эле пайда болгонун андагы мифологиялык, фантастикалык түшүнүктөр көрсөтүп турат. Бирок эл эпосторундагы окуяларды улам кийинки доордогу тарыхый кырдаал, чындыктар толуктап жаңы маани берип тактап отурат. Ошондуктан калмак доорундагы окуяларды чагылткан эпостор ар түрдүү мезгилди кучагына алып, бирөө калмактардын, Жунгария мамлекети түзүлө элек мезгилиндеги кагылыштарын, согуштарын сүрөттөсө, бирөө алардын жаңы басып келген мезгилин, айрымдары калмактарды кубалап чыккан мезгилин көрсөтөт. Дал ушул калмактарды кыргыз жеринен сүргөн жана аларды кубалап чыккан мезгилине «Эр Солтоной», «Шырдакбек», «Курманбек» эпостору туура келет. «Эр Солтоной» эпосунда калмак мезгили мындай </w:t>
-      </w:r>
-      <w:r>
-        <w:rPr>
-          <w:spacing w:val="-2"/>
-        </w:rPr>
-        <w:t>сүрөттөлөт:</w:t>
-      </w:r>
-    </w:p>
-    <w:p>
-      <w:pPr>
-        <w:pStyle w:val="a3"/>
-      </w:pPr>
-      <w:r>
-        <w:t>«Эпсиз</w:t>
-      </w:r>
-      <w:r>
-        <w:rPr>
-          <w:spacing w:val="-14"/>
-        </w:rPr>
-        <w:t xml:space="preserve"> </w:t>
-      </w:r>
-      <w:r>
-        <w:t>калмак</w:t>
-      </w:r>
-      <w:r>
-        <w:rPr>
-          <w:spacing w:val="-13"/>
-        </w:rPr>
-        <w:t xml:space="preserve"> </w:t>
-      </w:r>
-      <w:r>
-        <w:t>кыргыздан Эр өлтүрсө кун бербейт.</w:t>
-      </w:r>
-    </w:p>
-    <w:p>
-      <w:pPr>
-        <w:pStyle w:val="a3"/>
-      </w:pPr>
-      <w:r>
-        <w:t>Эзил кыргыз аздыгы Эриксиз</w:t>
-      </w:r>
-      <w:r>
-        <w:rPr>
-          <w:spacing w:val="-11"/>
-        </w:rPr>
-        <w:t xml:space="preserve"> </w:t>
-      </w:r>
-      <w:r>
-        <w:t>жүрүп</w:t>
-      </w:r>
-      <w:r>
-        <w:rPr>
-          <w:spacing w:val="-11"/>
-        </w:rPr>
-        <w:t xml:space="preserve"> </w:t>
-      </w:r>
-      <w:r>
-        <w:t>күн</w:t>
-      </w:r>
-      <w:r>
-        <w:rPr>
-          <w:spacing w:val="-11"/>
-        </w:rPr>
-        <w:t xml:space="preserve"> </w:t>
-      </w:r>
-      <w:r>
-        <w:t>көрбөйт</w:t>
-      </w:r>
-    </w:p>
-    <w:p>
-      <w:pPr>
-        <w:pStyle w:val="a3"/>
-        <w:spacing w:before="281"/>
-      </w:pPr>
-      <w:r>
-        <w:t>Кыйынсынып калмактар, Кыргыздын</w:t>
-      </w:r>
-      <w:r>
-        <w:rPr>
-          <w:spacing w:val="-14"/>
-        </w:rPr>
-        <w:t xml:space="preserve"> </w:t>
-      </w:r>
-      <w:r>
-        <w:t>малын</w:t>
-      </w:r>
-      <w:r>
-        <w:rPr>
-          <w:spacing w:val="-13"/>
-        </w:rPr>
-        <w:t xml:space="preserve"> </w:t>
-      </w:r>
-      <w:r>
-        <w:t>талаган. Кыйналгандар көп болгон, Кыз, аял, жаш баладан».</w:t>
-      </w:r>
-    </w:p>
-    <w:p>
-      <w:pPr>
-        <w:pStyle w:val="a3"/>
-        <w:spacing w:line="281" w:lineRule="exact"/>
-        <w:ind w:left="141" w:right="0"/>
-      </w:pPr>
-      <w:r>
-        <w:t>Ушундай</w:t>
-      </w:r>
-      <w:r>
-        <w:rPr>
-          <w:spacing w:val="-6"/>
-        </w:rPr>
-        <w:t xml:space="preserve"> </w:t>
-      </w:r>
-      <w:r>
-        <w:t>эле</w:t>
-      </w:r>
-      <w:r>
-        <w:rPr>
-          <w:spacing w:val="-2"/>
-        </w:rPr>
-        <w:t xml:space="preserve"> </w:t>
-      </w:r>
-      <w:r>
-        <w:t>көрүнүштү</w:t>
-      </w:r>
-      <w:r>
-        <w:rPr>
-          <w:spacing w:val="-4"/>
-        </w:rPr>
-        <w:t xml:space="preserve"> </w:t>
-      </w:r>
-      <w:r>
-        <w:t>«Шырдакбек»</w:t>
-      </w:r>
-      <w:r>
-        <w:rPr>
-          <w:spacing w:val="-2"/>
-        </w:rPr>
-        <w:t xml:space="preserve"> </w:t>
-      </w:r>
-      <w:r>
-        <w:t>эпосунан</w:t>
-      </w:r>
-      <w:r>
-        <w:rPr>
-          <w:spacing w:val="-3"/>
-        </w:rPr>
-        <w:t xml:space="preserve"> </w:t>
-      </w:r>
-      <w:r>
-        <w:t>да</w:t>
-      </w:r>
-      <w:r>
-        <w:rPr>
-          <w:spacing w:val="-2"/>
-        </w:rPr>
-        <w:t xml:space="preserve"> жолуктурабыз:</w:t>
-      </w:r>
-    </w:p>
-    <w:p>
-      <w:pPr>
-        <w:pStyle w:val="a3"/>
-        <w:ind w:left="2272" w:right="4257"/>
-      </w:pPr>
-      <w:r>
-        <w:t>-</w:t>
-      </w:r>
-      <w:r>
-        <w:rPr>
-          <w:spacing w:val="-12"/>
-        </w:rPr>
-        <w:t xml:space="preserve"> </w:t>
-      </w:r>
-      <w:r>
-        <w:t>«Кылымдан</w:t>
-      </w:r>
-      <w:r>
-        <w:rPr>
-          <w:spacing w:val="-11"/>
-        </w:rPr>
-        <w:t xml:space="preserve"> </w:t>
-      </w:r>
-      <w:r>
-        <w:t>көрдүк</w:t>
-      </w:r>
-      <w:r>
-        <w:rPr>
-          <w:spacing w:val="-12"/>
-        </w:rPr>
-        <w:t xml:space="preserve"> </w:t>
-      </w:r>
-      <w:r>
-        <w:t>зордукту, Кытайдан көрдүк кордукту.</w:t>
-      </w:r>
-    </w:p>
-    <w:p>
-      <w:pPr>
-        <w:pStyle w:val="a3"/>
-        <w:spacing w:before="1"/>
-        <w:ind w:left="2272" w:right="4257"/>
-      </w:pPr>
-      <w:r>
-        <w:t>Калчадан көрдүк зордукту, Калмактан</w:t>
-      </w:r>
-      <w:r>
-        <w:rPr>
-          <w:spacing w:val="-14"/>
-        </w:rPr>
-        <w:t xml:space="preserve"> </w:t>
-      </w:r>
-      <w:r>
-        <w:t>көрдүк</w:t>
-      </w:r>
-      <w:r>
-        <w:rPr>
-          <w:spacing w:val="-13"/>
-        </w:rPr>
-        <w:t xml:space="preserve"> </w:t>
-      </w:r>
-      <w:r>
-        <w:t>кордукту».</w:t>
-      </w:r>
-    </w:p>
-    <w:p>
-      <w:pPr>
-        <w:pStyle w:val="a3"/>
-        <w:sectPr>
-          <w:pgSz w:w="11910" w:h="16840"/>
-          <w:pgMar w:top="640" w:right="708" w:bottom="280" w:left="1275" w:header="254" w:footer="0" w:gutter="0"/>
-          <w:cols w:space="720"/>
-        </w:sectPr>
-      </w:pPr>
-    </w:p>
-    <w:p>
-      <w:pPr>
-        <w:pStyle w:val="a3"/>
-        <w:spacing w:line="280" w:lineRule="exact"/>
-        <w:ind w:left="141" w:right="0"/>
-      </w:pPr>
-      <w:r>
-        <w:t>Курманбек</w:t>
-      </w:r>
-      <w:r>
-        <w:rPr>
-          <w:spacing w:val="-4"/>
-        </w:rPr>
-        <w:t xml:space="preserve"> </w:t>
-      </w:r>
-      <w:r>
-        <w:rPr>
-          <w:spacing w:val="-2"/>
-        </w:rPr>
-        <w:t>болсо:</w:t>
-      </w:r>
-    </w:p>
-    <w:p>
-      <w:pPr>
-        <w:pStyle w:val="a3"/>
-        <w:spacing w:before="280"/>
-        <w:ind w:left="136" w:right="4428"/>
-      </w:pPr>
-      <w:r>
-        <w:br w:type="column"/>
-      </w:r>
-      <w:r>
-        <w:t>-Жалындуу эрдин белгиси, Жалтанбай тосот жоо бетин. Касташкан душман көп экен, Калкалайлык</w:t>
-      </w:r>
-      <w:r>
-        <w:rPr>
-          <w:spacing w:val="-9"/>
-        </w:rPr>
-        <w:t xml:space="preserve"> </w:t>
-      </w:r>
-      <w:r>
-        <w:t>эл</w:t>
-      </w:r>
-      <w:r>
-        <w:rPr>
-          <w:spacing w:val="-8"/>
-        </w:rPr>
-        <w:t xml:space="preserve"> </w:t>
-      </w:r>
-      <w:r>
-        <w:t>четин</w:t>
-      </w:r>
-      <w:r>
-        <w:rPr>
-          <w:spacing w:val="-8"/>
-        </w:rPr>
-        <w:t xml:space="preserve"> </w:t>
-      </w:r>
-      <w:r>
-        <w:t>—</w:t>
-      </w:r>
-      <w:r>
-        <w:rPr>
-          <w:spacing w:val="-9"/>
-        </w:rPr>
-        <w:t xml:space="preserve"> </w:t>
-      </w:r>
-      <w:r>
-        <w:t>деп</w:t>
-      </w:r>
-    </w:p>
-    <w:p>
-      <w:pPr>
-        <w:pStyle w:val="a3"/>
-        <w:sectPr>
-          <w:type w:val="continuous"/>
-          <w:pgSz w:w="11910" w:h="16840"/>
-          <w:pgMar w:top="640" w:right="708" w:bottom="280" w:left="1275" w:header="254" w:footer="0" w:gutter="0"/>
-          <w:cols w:num="2" w:space="720" w:equalWidth="0">
-            <w:col w:w="2089" w:space="40"/>
-            <w:col w:w="7798"/>
-          </w:cols>
-        </w:sectPr>
-      </w:pPr>
-    </w:p>
-    <w:p>
-      <w:pPr>
-        <w:pStyle w:val="a3"/>
-        <w:spacing w:before="48" w:line="281" w:lineRule="exact"/>
-        <w:ind w:left="140" w:right="0"/>
-        <w:jc w:val="both"/>
-      </w:pPr>
-      <w:r>
-        <w:lastRenderedPageBreak/>
-        <w:t>калмактарга</w:t>
-      </w:r>
-      <w:r>
-        <w:rPr>
-          <w:spacing w:val="-2"/>
-        </w:rPr>
-        <w:t xml:space="preserve"> аттанат.</w:t>
-      </w:r>
-    </w:p>
-    <w:p>
-      <w:pPr>
-        <w:pStyle w:val="a3"/>
-        <w:ind w:left="140" w:right="704" w:firstLine="708"/>
-        <w:jc w:val="both"/>
-      </w:pPr>
-      <w:r>
-        <w:t>Тарыхый маалыматтарга, элдик санжыраларга караганда Эр Солтоной, Шырдакбек, Курманбек тарыхый болгон адамдар катары көрсөтүлөт. Элдик оозеки чыгармаларды, уламаларды, санжыраны - тарыхты эң сонун билген Тоголок Молдонун берген маалыматына караганда «XVI кылымдарда кыпчак уруусунан Эшимкандын тукумдары Тейитбек, Курманбек, Сейитбек, Шы</w:t>
-      </w:r>
-      <w:hyperlink w:anchor="_bookmark0" w:history="1">
-        <w:r>
-          <w:t>р</w:t>
-        </w:r>
-      </w:hyperlink>
-      <w:r>
-        <w:t>дакбек болуп, бүткүл Анжиян, Арканы каратып, калмак менен беттешип турган»</w:t>
-      </w:r>
-      <w:hyperlink w:anchor="_bookmark0" w:history="1">
-        <w:r>
-          <w:rPr>
-            <w:position w:val="6"/>
-            <w:sz w:val="16"/>
-          </w:rPr>
-          <w:t>1</w:t>
-        </w:r>
-      </w:hyperlink>
-      <w:r>
-        <w:rPr>
-          <w:spacing w:val="36"/>
-          <w:position w:val="6"/>
-          <w:sz w:val="16"/>
-        </w:rPr>
-        <w:t xml:space="preserve"> </w:t>
-      </w:r>
-      <w:r>
-        <w:t xml:space="preserve">Бирок буларга карап «Курманбек», «Шырдакбек» эпосторуна летопись катары </w:t>
-      </w:r>
-      <w:hyperlink w:anchor="_bookmark0" w:history="1">
-        <w:r>
-          <w:t>м</w:t>
-        </w:r>
-      </w:hyperlink>
-      <w:r>
-        <w:t>амиле кылууга болбойт. Мында элдин кылымдар бою келаткан эркиндик жөнүндөгү сонун ойлору, ак сүйүү жөнүндөгү түшүнүгү, адамкерчилик, жүрүм-турум эрежелери,</w:t>
-      </w:r>
-      <w:r>
-        <w:rPr>
-          <w:spacing w:val="53"/>
-          <w:w w:val="150"/>
-        </w:rPr>
-        <w:t xml:space="preserve"> </w:t>
-      </w:r>
-      <w:r>
-        <w:t>этнографиясы,</w:t>
-      </w:r>
-      <w:r>
-        <w:rPr>
-          <w:spacing w:val="54"/>
-          <w:w w:val="150"/>
-        </w:rPr>
-        <w:t xml:space="preserve"> </w:t>
-      </w:r>
-      <w:r>
-        <w:t>тарыхы</w:t>
-      </w:r>
-      <w:r>
-        <w:rPr>
-          <w:spacing w:val="77"/>
-        </w:rPr>
-        <w:t xml:space="preserve"> </w:t>
-      </w:r>
-      <w:r>
-        <w:t>чагылтылат.</w:t>
-      </w:r>
-      <w:r>
-        <w:rPr>
-          <w:spacing w:val="54"/>
-          <w:w w:val="150"/>
-        </w:rPr>
-        <w:t xml:space="preserve"> </w:t>
-      </w:r>
-      <w:r>
-        <w:t>Алар</w:t>
-      </w:r>
-      <w:r>
-        <w:rPr>
-          <w:spacing w:val="77"/>
-        </w:rPr>
-        <w:t xml:space="preserve"> </w:t>
-      </w:r>
-      <w:r>
-        <w:t>көркөм</w:t>
-      </w:r>
-      <w:r>
-        <w:rPr>
-          <w:spacing w:val="76"/>
-        </w:rPr>
-        <w:t xml:space="preserve"> </w:t>
-      </w:r>
-      <w:r>
-        <w:t>образдар</w:t>
-      </w:r>
-      <w:r>
-        <w:rPr>
-          <w:spacing w:val="54"/>
-          <w:w w:val="150"/>
-        </w:rPr>
-        <w:t xml:space="preserve"> </w:t>
-      </w:r>
-      <w:r>
-        <w:rPr>
-          <w:spacing w:val="-2"/>
-        </w:rPr>
-        <w:t>менен</w:t>
-      </w:r>
-    </w:p>
-    <w:p>
-      <w:pPr>
-        <w:pStyle w:val="a3"/>
-        <w:spacing w:before="2"/>
-        <w:ind w:left="140" w:right="706"/>
-        <w:jc w:val="both"/>
-      </w:pPr>
-      <w:r>
-        <w:t>«жаңы турмушка» өтөт. «Курманбек» эпосунда кыргыз, кыпчак элдеринин бир хандыкта турган мезгили сүрөттөлөт. Эпостун башкы каарманы Курманбек:</w:t>
-      </w:r>
-    </w:p>
-    <w:p>
-      <w:pPr>
-        <w:pStyle w:val="a3"/>
-        <w:ind w:left="2264"/>
-      </w:pPr>
-      <w:r>
-        <w:t>-</w:t>
-      </w:r>
-      <w:r>
-        <w:rPr>
-          <w:spacing w:val="-12"/>
-        </w:rPr>
-        <w:t xml:space="preserve"> </w:t>
-      </w:r>
-      <w:r>
-        <w:t>«Кыргын</w:t>
-      </w:r>
-      <w:r>
-        <w:rPr>
-          <w:spacing w:val="-11"/>
-        </w:rPr>
-        <w:t xml:space="preserve"> </w:t>
-      </w:r>
-      <w:r>
-        <w:t>салып</w:t>
-      </w:r>
-      <w:r>
-        <w:rPr>
-          <w:spacing w:val="-11"/>
-        </w:rPr>
-        <w:t xml:space="preserve"> </w:t>
-      </w:r>
-      <w:r>
-        <w:t>калмакка, Кылычымды ким чабат?</w:t>
-      </w:r>
-    </w:p>
-    <w:p>
-      <w:pPr>
-        <w:pStyle w:val="a3"/>
-        <w:ind w:left="2264"/>
-      </w:pPr>
-      <w:r>
-        <w:t>Каскагымды өңөрүп, Калканымды ким тагат? Калың кыргыз, кыпчакты Кас</w:t>
-      </w:r>
-      <w:r>
-        <w:rPr>
-          <w:spacing w:val="-12"/>
-        </w:rPr>
-        <w:t xml:space="preserve"> </w:t>
-      </w:r>
-      <w:r>
-        <w:t>душмандан</w:t>
-      </w:r>
-      <w:r>
-        <w:rPr>
-          <w:spacing w:val="-11"/>
-        </w:rPr>
-        <w:t xml:space="preserve"> </w:t>
-      </w:r>
-      <w:r>
-        <w:t>ким</w:t>
-      </w:r>
-      <w:r>
-        <w:rPr>
-          <w:spacing w:val="-12"/>
-        </w:rPr>
-        <w:t xml:space="preserve"> </w:t>
-      </w:r>
-      <w:r>
-        <w:t>багат?-</w:t>
-      </w:r>
-    </w:p>
-    <w:p>
-      <w:pPr>
-        <w:pStyle w:val="a3"/>
-        <w:spacing w:line="242" w:lineRule="auto"/>
-        <w:ind w:left="140" w:right="798"/>
-      </w:pPr>
-      <w:r>
-        <w:t xml:space="preserve">деп кыргыз, кыпчактын тагдыры үчүн көп ойлонот. Курманбекти аял ал дегенде </w:t>
-      </w:r>
-      <w:r>
-        <w:rPr>
-          <w:spacing w:val="-4"/>
-        </w:rPr>
-        <w:t>да:</w:t>
-      </w:r>
-    </w:p>
-    <w:p>
-      <w:pPr>
-        <w:pStyle w:val="a3"/>
-        <w:ind w:left="2264" w:right="3305"/>
-      </w:pPr>
-      <w:r>
-        <w:t>«Сулуу кыз барбы сенде деп, кыргыз, кыпчак</w:t>
-      </w:r>
-      <w:r>
-        <w:rPr>
-          <w:spacing w:val="-7"/>
-        </w:rPr>
-        <w:t xml:space="preserve"> </w:t>
-      </w:r>
-      <w:r>
-        <w:t>элде</w:t>
-      </w:r>
-      <w:r>
-        <w:rPr>
-          <w:spacing w:val="-6"/>
-        </w:rPr>
-        <w:t xml:space="preserve"> </w:t>
-      </w:r>
-      <w:r>
-        <w:t>деп»</w:t>
-      </w:r>
-      <w:r>
-        <w:rPr>
-          <w:spacing w:val="-6"/>
-        </w:rPr>
-        <w:t xml:space="preserve"> </w:t>
-      </w:r>
-      <w:r>
-        <w:t>кантип</w:t>
-      </w:r>
-      <w:r>
-        <w:rPr>
-          <w:spacing w:val="-6"/>
-        </w:rPr>
-        <w:t xml:space="preserve"> </w:t>
-      </w:r>
-      <w:r>
-        <w:t>кыдырам</w:t>
-      </w:r>
-      <w:r>
-        <w:rPr>
-          <w:spacing w:val="-7"/>
-        </w:rPr>
-        <w:t xml:space="preserve"> </w:t>
-      </w:r>
-      <w:r>
-        <w:t>деп</w:t>
-      </w:r>
-    </w:p>
-    <w:p>
-      <w:pPr>
-        <w:pStyle w:val="a3"/>
-        <w:spacing w:line="280" w:lineRule="exact"/>
-        <w:ind w:left="140" w:right="0"/>
-      </w:pPr>
-      <w:r>
-        <w:rPr>
-          <w:spacing w:val="-2"/>
-        </w:rPr>
-        <w:t>намыстанат.</w:t>
-      </w:r>
-    </w:p>
-    <w:p>
-      <w:pPr>
-        <w:pStyle w:val="a3"/>
-        <w:ind w:left="140" w:right="0"/>
-      </w:pPr>
-      <w:r>
-        <w:t>Кыскасы</w:t>
-      </w:r>
-      <w:r>
-        <w:rPr>
-          <w:spacing w:val="80"/>
-        </w:rPr>
-        <w:t xml:space="preserve"> </w:t>
-      </w:r>
-      <w:r>
-        <w:t>эпостун</w:t>
-      </w:r>
-      <w:r>
-        <w:rPr>
-          <w:spacing w:val="80"/>
-        </w:rPr>
-        <w:t xml:space="preserve"> </w:t>
-      </w:r>
-      <w:r>
-        <w:t>башынан</w:t>
-      </w:r>
-      <w:r>
-        <w:rPr>
-          <w:spacing w:val="80"/>
-        </w:rPr>
-        <w:t xml:space="preserve"> </w:t>
-      </w:r>
-      <w:r>
-        <w:t>аягына</w:t>
-      </w:r>
-      <w:r>
-        <w:rPr>
-          <w:spacing w:val="80"/>
-        </w:rPr>
-        <w:t xml:space="preserve"> </w:t>
-      </w:r>
-      <w:r>
-        <w:t>чейин</w:t>
-      </w:r>
-      <w:r>
-        <w:rPr>
-          <w:spacing w:val="80"/>
-        </w:rPr>
-        <w:t xml:space="preserve"> </w:t>
-      </w:r>
-      <w:r>
-        <w:t>кыргыз,</w:t>
-      </w:r>
-      <w:r>
-        <w:rPr>
-          <w:spacing w:val="80"/>
-        </w:rPr>
-        <w:t xml:space="preserve"> </w:t>
-      </w:r>
-      <w:r>
-        <w:t>кыпчак</w:t>
-      </w:r>
-      <w:r>
-        <w:rPr>
-          <w:spacing w:val="80"/>
-        </w:rPr>
-        <w:t xml:space="preserve"> </w:t>
-      </w:r>
-      <w:r>
-        <w:t>элинин</w:t>
-      </w:r>
-      <w:r>
-        <w:rPr>
-          <w:spacing w:val="80"/>
-        </w:rPr>
-        <w:t xml:space="preserve"> </w:t>
-      </w:r>
-      <w:r>
-        <w:t>бирдиги, намысы, өткөн өчү бирдей берилет. Курманбек жоого аттанганда да:</w:t>
-      </w:r>
-    </w:p>
-    <w:p>
-      <w:pPr>
-        <w:pStyle w:val="a5"/>
-        <w:numPr>
-          <w:ilvl w:val="0"/>
-          <w:numId w:val="3"/>
-        </w:numPr>
-        <w:tabs>
-          <w:tab w:val="left" w:pos="2395"/>
-        </w:tabs>
-        <w:ind w:left="2264" w:right="4711" w:firstLine="0"/>
-        <w:rPr>
-          <w:sz w:val="24"/>
-        </w:rPr>
-      </w:pPr>
-      <w:r>
-        <w:rPr>
-          <w:sz w:val="24"/>
-        </w:rPr>
-        <w:t>«Корун калмак барында, Экез баатыр жанында Кыргыз менен кыпчакты Кыргын кылып бир чапты Алым</w:t>
-      </w:r>
-      <w:r>
-        <w:rPr>
-          <w:spacing w:val="-12"/>
-          <w:sz w:val="24"/>
-        </w:rPr>
-        <w:t xml:space="preserve"> </w:t>
-      </w:r>
-      <w:r>
-        <w:rPr>
-          <w:sz w:val="24"/>
-        </w:rPr>
-        <w:t>берип</w:t>
-      </w:r>
-      <w:r>
-        <w:rPr>
-          <w:spacing w:val="-11"/>
-          <w:sz w:val="24"/>
-        </w:rPr>
-        <w:t xml:space="preserve"> </w:t>
-      </w:r>
-      <w:r>
-        <w:rPr>
-          <w:sz w:val="24"/>
-        </w:rPr>
-        <w:t>тынч</w:t>
-      </w:r>
-      <w:r>
-        <w:rPr>
-          <w:spacing w:val="-12"/>
-          <w:sz w:val="24"/>
-        </w:rPr>
-        <w:t xml:space="preserve"> </w:t>
-      </w:r>
-      <w:r>
-        <w:rPr>
-          <w:sz w:val="24"/>
-        </w:rPr>
-        <w:t>жатты?»</w:t>
-      </w:r>
-    </w:p>
-    <w:p>
-      <w:pPr>
-        <w:pStyle w:val="a5"/>
-        <w:numPr>
-          <w:ilvl w:val="0"/>
-          <w:numId w:val="3"/>
-        </w:numPr>
-        <w:tabs>
-          <w:tab w:val="left" w:pos="283"/>
-        </w:tabs>
-        <w:ind w:left="140" w:right="704" w:firstLine="0"/>
-        <w:jc w:val="both"/>
-        <w:rPr>
-          <w:sz w:val="24"/>
-        </w:rPr>
-      </w:pPr>
-      <w:r>
-        <w:rPr>
-          <w:sz w:val="24"/>
-        </w:rPr>
-        <w:t>деп кор болгон кыргыз, кыпчактын өчүн кууп барат. «Курманбек» эпосу кыргыз элинен башка каракалпактарда да бар. Аларда «Курманбек» деп аталат. Эпостогу окуя да Жунгар дооруна туура келет. Каракалпактын Курманбеги калмак ханы Шеирканга каршы аттанат. «Курманбек» эпосун басмага даярдаган Кабул Максетоп «Курманбек XVI кылымдан мурда, каракалпак эли ногойлордун союзунда бирге турган мезгилде пайда болгон» - деген пикирди айтат! Чындыгында эле Орто Азиядагы кыргыз, кыпчак, казак, найман, ногой, түркмөн, өзбек, каракалпак</w:t>
-      </w:r>
-      <w:r>
-        <w:rPr>
-          <w:spacing w:val="-1"/>
-          <w:sz w:val="24"/>
-        </w:rPr>
-        <w:t xml:space="preserve"> </w:t>
-      </w:r>
-      <w:r>
-        <w:rPr>
-          <w:sz w:val="24"/>
-        </w:rPr>
-        <w:t>элдери, коңурат, желдең, каңгы</w:t>
-      </w:r>
-      <w:r>
-        <w:rPr>
-          <w:spacing w:val="-1"/>
-          <w:sz w:val="24"/>
-        </w:rPr>
-        <w:t xml:space="preserve"> </w:t>
-      </w:r>
-      <w:r>
-        <w:rPr>
-          <w:sz w:val="24"/>
-        </w:rPr>
-        <w:t>уруулары</w:t>
-      </w:r>
-      <w:r>
-        <w:rPr>
-          <w:spacing w:val="-1"/>
-          <w:sz w:val="24"/>
-        </w:rPr>
-        <w:t xml:space="preserve"> </w:t>
-      </w:r>
-      <w:r>
-        <w:rPr>
-          <w:sz w:val="24"/>
-        </w:rPr>
-        <w:t>бир хандыкка</w:t>
-      </w:r>
-      <w:r>
-        <w:rPr>
-          <w:spacing w:val="-1"/>
-          <w:sz w:val="24"/>
-        </w:rPr>
-        <w:t xml:space="preserve"> </w:t>
-      </w:r>
-      <w:r>
-        <w:rPr>
-          <w:sz w:val="24"/>
-        </w:rPr>
-        <w:t>көп эле жолу биригип кайта кээ бир тарыхый шарттарда ажырап кетип турган. Ошондуктан алардын эл оозеки чыгармасында да айрым чыгармалардын бирдей сюжети өмүр сүрүп калган.</w:t>
-      </w:r>
-    </w:p>
-    <w:p>
-      <w:pPr>
-        <w:pStyle w:val="a3"/>
-        <w:ind w:left="141" w:right="706" w:firstLine="708"/>
-        <w:jc w:val="both"/>
-      </w:pPr>
-      <w:r>
-        <w:t>Мисалы «Курманбек» эпосу кыргыз, каракалпакта, «Эр Төштүк» эпосу кыргыз, казак алтайдагы түмөндүк татарларда, «Алпамыш» эпосу өзбек, казак, азербайжан элдеринде көп жөө жомоктор, бирдей маанидеги макал, лакаптар лирикалык ырлар көп.</w:t>
-      </w:r>
-    </w:p>
-    <w:p>
-      <w:pPr>
-        <w:pStyle w:val="a3"/>
-        <w:ind w:left="0" w:right="0"/>
-      </w:pPr>
-    </w:p>
-    <w:p>
-      <w:pPr>
-        <w:pStyle w:val="a3"/>
-        <w:ind w:left="0" w:right="0"/>
-      </w:pPr>
-    </w:p>
-    <w:p>
-      <w:pPr>
-        <w:pStyle w:val="a3"/>
-        <w:spacing w:before="67"/>
-        <w:ind w:left="0" w:right="0"/>
-      </w:pPr>
-    </w:p>
-    <w:p>
-      <w:pPr>
-        <w:pStyle w:val="a3"/>
-        <w:spacing w:line="290" w:lineRule="auto"/>
-        <w:ind w:left="140" w:right="798"/>
-      </w:pPr>
-      <w:bookmarkStart w:id="1" w:name="_bookmark0"/>
-      <w:bookmarkEnd w:id="1"/>
-      <w:r>
-        <w:rPr>
-          <w:rFonts w:ascii="Arial" w:hAnsi="Arial"/>
-          <w:position w:val="6"/>
-          <w:sz w:val="16"/>
-        </w:rPr>
-        <w:t>1</w:t>
-      </w:r>
-      <w:r>
-        <w:rPr>
-          <w:rFonts w:ascii="Arial" w:hAnsi="Arial"/>
-          <w:spacing w:val="80"/>
-          <w:position w:val="6"/>
-          <w:sz w:val="16"/>
-        </w:rPr>
-        <w:t xml:space="preserve"> </w:t>
-      </w:r>
-      <w:r>
-        <w:t>Кыргыз</w:t>
-      </w:r>
-      <w:r>
-        <w:rPr>
-          <w:spacing w:val="40"/>
-        </w:rPr>
-        <w:t xml:space="preserve"> </w:t>
-      </w:r>
-      <w:r>
-        <w:t>ССР</w:t>
-      </w:r>
-      <w:r>
-        <w:rPr>
-          <w:spacing w:val="40"/>
-        </w:rPr>
-        <w:t xml:space="preserve"> </w:t>
-      </w:r>
-      <w:r>
-        <w:t>Илимдер</w:t>
-      </w:r>
-      <w:r>
-        <w:rPr>
-          <w:spacing w:val="40"/>
-        </w:rPr>
-        <w:t xml:space="preserve"> </w:t>
-      </w:r>
-      <w:r>
-        <w:t>Академиясынын</w:t>
-      </w:r>
-      <w:r>
-        <w:rPr>
-          <w:spacing w:val="40"/>
-        </w:rPr>
-        <w:t xml:space="preserve"> </w:t>
-      </w:r>
-      <w:r>
-        <w:t>Тил</w:t>
-      </w:r>
-      <w:r>
-        <w:rPr>
-          <w:spacing w:val="40"/>
-        </w:rPr>
-        <w:t xml:space="preserve"> </w:t>
-      </w:r>
-      <w:r>
-        <w:t>жана</w:t>
-      </w:r>
-      <w:r>
-        <w:rPr>
-          <w:spacing w:val="40"/>
-        </w:rPr>
-        <w:t xml:space="preserve"> </w:t>
-      </w:r>
-      <w:r>
-        <w:t>адабият</w:t>
-      </w:r>
-      <w:r>
-        <w:rPr>
-          <w:spacing w:val="40"/>
-        </w:rPr>
-        <w:t xml:space="preserve"> </w:t>
-      </w:r>
-      <w:r>
-        <w:t>институтунун</w:t>
-      </w:r>
-      <w:r>
-        <w:rPr>
-          <w:spacing w:val="40"/>
-        </w:rPr>
-        <w:t xml:space="preserve"> </w:t>
-      </w:r>
-      <w:r>
-        <w:t>кол</w:t>
-      </w:r>
-      <w:r>
-        <w:rPr>
-          <w:spacing w:val="40"/>
-        </w:rPr>
-        <w:t xml:space="preserve"> </w:t>
-      </w:r>
-      <w:bookmarkStart w:id="2" w:name="_bookmark1"/>
-      <w:bookmarkEnd w:id="2"/>
-      <w:r>
-        <w:t>жазма фондусу, инв 1014.</w:t>
-      </w:r>
-    </w:p>
-    <w:p>
-      <w:pPr>
-        <w:pStyle w:val="a3"/>
-        <w:spacing w:line="290" w:lineRule="auto"/>
-        <w:sectPr>
-          <w:pgSz w:w="11910" w:h="16840"/>
-          <w:pgMar w:top="640" w:right="708" w:bottom="280" w:left="1275" w:header="254" w:footer="0" w:gutter="0"/>
-          <w:cols w:space="720"/>
-        </w:sectPr>
-      </w:pPr>
-    </w:p>
-    <w:p>
-      <w:pPr>
-        <w:pStyle w:val="a3"/>
-        <w:spacing w:before="48"/>
-        <w:ind w:left="140" w:right="704" w:firstLine="708"/>
-        <w:jc w:val="both"/>
-      </w:pPr>
-      <w:r>
-        <w:lastRenderedPageBreak/>
-        <w:t>«Курманбек» эпосу К. Акиевдин вариантында 1938-жылы биринчи жолу басылган. Экинчи жолу 1957-жылы кайра басылып С. Байходжоев тарабынан баш сөз жазылган.</w:t>
-      </w:r>
-    </w:p>
-    <w:p>
-      <w:pPr>
-        <w:pStyle w:val="a3"/>
-        <w:spacing w:before="1"/>
-        <w:ind w:left="140" w:right="705" w:firstLine="708"/>
-        <w:jc w:val="both"/>
-      </w:pPr>
-      <w:r>
-        <w:t>«Эпостогу негизги идея эл-жерин чет душмандардан коргоого арналат Ал айрыкча Курманбектин образында ачык байкалат. Анын алдына койгон максаты так. Кыргыз, кыпчак элинин көргөн кордугунун, тарткан азабынын өчүн кууп калмакка аттанат.</w:t>
-      </w:r>
-    </w:p>
-    <w:p>
-      <w:pPr>
-        <w:pStyle w:val="a3"/>
-        <w:ind w:left="2264" w:right="4681"/>
-      </w:pPr>
-      <w:r>
-        <w:t>« - Корун калмак барында, Экез баатыр жанында Кыргыз менен кыпчакты Кыргын</w:t>
-      </w:r>
-      <w:r>
-        <w:rPr>
-          <w:spacing w:val="-11"/>
-        </w:rPr>
-        <w:t xml:space="preserve"> </w:t>
-      </w:r>
-      <w:r>
-        <w:t>кылып</w:t>
-      </w:r>
-      <w:r>
-        <w:rPr>
-          <w:spacing w:val="-11"/>
-        </w:rPr>
-        <w:t xml:space="preserve"> </w:t>
-      </w:r>
-      <w:r>
-        <w:t>бир</w:t>
-      </w:r>
-      <w:r>
-        <w:rPr>
-          <w:spacing w:val="-11"/>
-        </w:rPr>
-        <w:t xml:space="preserve"> </w:t>
-      </w:r>
-      <w:r>
-        <w:t>чапты! Кырылгандан калганы Алым берип тынч жатты. Корундун уулу Дөлөнгө Айта бар биздин арбакты! Угузбай элдин четинен Ууру кылчу мен эмес.</w:t>
-      </w:r>
-    </w:p>
-    <w:p>
-      <w:pPr>
-        <w:pStyle w:val="a3"/>
-      </w:pPr>
-      <w:r>
-        <w:t>Тим</w:t>
-      </w:r>
-      <w:r>
-        <w:rPr>
-          <w:spacing w:val="-10"/>
-        </w:rPr>
-        <w:t xml:space="preserve"> </w:t>
-      </w:r>
-      <w:r>
-        <w:t>эле</w:t>
-      </w:r>
-      <w:r>
-        <w:rPr>
-          <w:spacing w:val="-9"/>
-        </w:rPr>
-        <w:t xml:space="preserve"> </w:t>
-      </w:r>
-      <w:r>
-        <w:t>жаткан</w:t>
-      </w:r>
-      <w:r>
-        <w:rPr>
-          <w:spacing w:val="-9"/>
-        </w:rPr>
-        <w:t xml:space="preserve"> </w:t>
-      </w:r>
-      <w:r>
-        <w:t>көп</w:t>
-      </w:r>
-      <w:r>
-        <w:rPr>
-          <w:spacing w:val="-9"/>
-        </w:rPr>
-        <w:t xml:space="preserve"> </w:t>
-      </w:r>
-      <w:r>
-        <w:t>элдин Тынчын алчу мен эмес»</w:t>
-      </w:r>
-    </w:p>
-    <w:p>
-      <w:pPr>
-        <w:pStyle w:val="a3"/>
-        <w:ind w:left="141" w:right="705"/>
-        <w:jc w:val="both"/>
-      </w:pPr>
-      <w:r>
-        <w:t>Бул чыныгы элдик каармандын сөзү. Эл өзүнүн каармандарынын идеялдары менен өзүлөрүнүн максатын, тилегин. билдиришкен. «Курманбек» эпосунун бүткүл маңызы дал ушунда турат.</w:t>
-      </w:r>
-    </w:p>
-    <w:p>
-      <w:pPr>
-        <w:pStyle w:val="a3"/>
-        <w:ind w:left="141" w:right="705" w:firstLine="708"/>
-        <w:jc w:val="right"/>
-      </w:pPr>
-      <w:r>
-        <w:t>«Курманбек»</w:t>
-      </w:r>
-      <w:r>
-        <w:rPr>
-          <w:spacing w:val="32"/>
-        </w:rPr>
-        <w:t xml:space="preserve"> </w:t>
-      </w:r>
-      <w:r>
-        <w:t>эпосу</w:t>
-      </w:r>
-      <w:r>
-        <w:rPr>
-          <w:spacing w:val="31"/>
-        </w:rPr>
-        <w:t xml:space="preserve"> </w:t>
-      </w:r>
-      <w:r>
-        <w:t>баатырдык</w:t>
-      </w:r>
-      <w:r>
-        <w:rPr>
-          <w:spacing w:val="32"/>
-        </w:rPr>
-        <w:t xml:space="preserve"> </w:t>
-      </w:r>
-      <w:r>
-        <w:t>эпос</w:t>
-      </w:r>
-      <w:r>
-        <w:rPr>
-          <w:spacing w:val="31"/>
-        </w:rPr>
-        <w:t xml:space="preserve"> </w:t>
-      </w:r>
-      <w:r>
-        <w:t>деп</w:t>
-      </w:r>
-      <w:r>
-        <w:rPr>
-          <w:spacing w:val="30"/>
-        </w:rPr>
-        <w:t xml:space="preserve"> </w:t>
-      </w:r>
-      <w:r>
-        <w:t>аталган</w:t>
-      </w:r>
-      <w:r>
-        <w:rPr>
-          <w:spacing w:val="32"/>
-        </w:rPr>
-        <w:t xml:space="preserve"> </w:t>
-      </w:r>
-      <w:r>
-        <w:t>күндө</w:t>
-      </w:r>
-      <w:r>
-        <w:rPr>
-          <w:spacing w:val="32"/>
-        </w:rPr>
-        <w:t xml:space="preserve"> </w:t>
-      </w:r>
-      <w:r>
-        <w:t>да</w:t>
-      </w:r>
-      <w:r>
-        <w:rPr>
-          <w:spacing w:val="32"/>
-        </w:rPr>
-        <w:t xml:space="preserve"> </w:t>
-      </w:r>
-      <w:r>
-        <w:t>мында</w:t>
-      </w:r>
-      <w:r>
-        <w:rPr>
-          <w:spacing w:val="32"/>
-        </w:rPr>
-        <w:t xml:space="preserve"> </w:t>
-      </w:r>
-      <w:r>
-        <w:t>кыргын, чабыштар</w:t>
-      </w:r>
-      <w:r>
-        <w:rPr>
-          <w:spacing w:val="40"/>
-        </w:rPr>
-        <w:t xml:space="preserve"> </w:t>
-      </w:r>
-      <w:r>
-        <w:t>эпизоддук</w:t>
-      </w:r>
-      <w:r>
-        <w:rPr>
-          <w:spacing w:val="40"/>
-        </w:rPr>
-        <w:t xml:space="preserve"> </w:t>
-      </w:r>
-      <w:r>
-        <w:t>мүнөзгө</w:t>
-      </w:r>
-      <w:r>
-        <w:rPr>
-          <w:spacing w:val="40"/>
-        </w:rPr>
-        <w:t xml:space="preserve"> </w:t>
-      </w:r>
-      <w:r>
-        <w:t>гана</w:t>
-      </w:r>
-      <w:r>
-        <w:rPr>
-          <w:spacing w:val="40"/>
-        </w:rPr>
-        <w:t xml:space="preserve"> </w:t>
-      </w:r>
-      <w:r>
-        <w:t>ээ.</w:t>
-      </w:r>
-      <w:r>
-        <w:rPr>
-          <w:spacing w:val="40"/>
-        </w:rPr>
-        <w:t xml:space="preserve"> </w:t>
-      </w:r>
-      <w:r>
-        <w:t>Тактап</w:t>
-      </w:r>
-      <w:r>
-        <w:rPr>
-          <w:spacing w:val="40"/>
-        </w:rPr>
-        <w:t xml:space="preserve"> </w:t>
-      </w:r>
-      <w:r>
-        <w:t>айтканда,</w:t>
-      </w:r>
-      <w:r>
-        <w:rPr>
-          <w:spacing w:val="40"/>
-        </w:rPr>
-        <w:t xml:space="preserve"> </w:t>
-      </w:r>
-      <w:r>
-        <w:t>баатырдыкты</w:t>
-      </w:r>
-      <w:r>
-        <w:rPr>
-          <w:spacing w:val="40"/>
-        </w:rPr>
-        <w:t xml:space="preserve"> </w:t>
-      </w:r>
-      <w:r>
-        <w:t>сыноочу сценалар</w:t>
-      </w:r>
-      <w:r>
-        <w:rPr>
-          <w:spacing w:val="40"/>
-        </w:rPr>
-        <w:t xml:space="preserve"> </w:t>
-      </w:r>
-      <w:r>
-        <w:t>гана</w:t>
-      </w:r>
-      <w:r>
-        <w:rPr>
-          <w:spacing w:val="40"/>
-        </w:rPr>
-        <w:t xml:space="preserve"> </w:t>
-      </w:r>
-      <w:r>
-        <w:t>бар.</w:t>
-      </w:r>
-      <w:r>
-        <w:rPr>
-          <w:spacing w:val="40"/>
-        </w:rPr>
-        <w:t xml:space="preserve"> </w:t>
-      </w:r>
-      <w:r>
-        <w:t>Биринчиси</w:t>
-      </w:r>
-      <w:r>
-        <w:rPr>
-          <w:spacing w:val="40"/>
-        </w:rPr>
-        <w:t xml:space="preserve"> </w:t>
-      </w:r>
-      <w:r>
-        <w:t>калмак</w:t>
-      </w:r>
-      <w:r>
-        <w:rPr>
-          <w:spacing w:val="40"/>
-        </w:rPr>
-        <w:t xml:space="preserve"> </w:t>
-      </w:r>
-      <w:r>
-        <w:t>кандары</w:t>
-      </w:r>
-      <w:r>
-        <w:rPr>
-          <w:spacing w:val="40"/>
-        </w:rPr>
-        <w:t xml:space="preserve"> </w:t>
-      </w:r>
-      <w:r>
-        <w:t>Дөлөң</w:t>
-      </w:r>
-      <w:r>
-        <w:rPr>
-          <w:spacing w:val="40"/>
-        </w:rPr>
-        <w:t xml:space="preserve"> </w:t>
-      </w:r>
-      <w:r>
-        <w:t>Экезге</w:t>
-      </w:r>
-      <w:r>
-        <w:rPr>
-          <w:spacing w:val="40"/>
-        </w:rPr>
-        <w:t xml:space="preserve"> </w:t>
-      </w:r>
-      <w:r>
-        <w:t>беттешкен</w:t>
-      </w:r>
-      <w:r>
-        <w:rPr>
-          <w:spacing w:val="40"/>
-        </w:rPr>
-        <w:t xml:space="preserve"> </w:t>
-      </w:r>
-      <w:r>
-        <w:t>учуру, экинчиси</w:t>
-      </w:r>
-      <w:r>
-        <w:rPr>
-          <w:spacing w:val="-2"/>
-        </w:rPr>
-        <w:t xml:space="preserve"> </w:t>
-      </w:r>
-      <w:r>
-        <w:t>Канышайды</w:t>
-      </w:r>
-      <w:r>
-        <w:rPr>
-          <w:spacing w:val="-3"/>
-        </w:rPr>
-        <w:t xml:space="preserve"> </w:t>
-      </w:r>
-      <w:r>
-        <w:t>алуу</w:t>
-      </w:r>
-      <w:r>
-        <w:rPr>
-          <w:spacing w:val="-2"/>
-        </w:rPr>
-        <w:t xml:space="preserve"> </w:t>
-      </w:r>
-      <w:r>
-        <w:t>үчүн Ооган</w:t>
-      </w:r>
-      <w:r>
-        <w:rPr>
-          <w:spacing w:val="-1"/>
-        </w:rPr>
-        <w:t xml:space="preserve"> </w:t>
-      </w:r>
-      <w:r>
-        <w:t>ханы</w:t>
-      </w:r>
-      <w:r>
-        <w:rPr>
-          <w:spacing w:val="-1"/>
-        </w:rPr>
-        <w:t xml:space="preserve"> </w:t>
-      </w:r>
-      <w:r>
-        <w:t>Бакбурга</w:t>
-      </w:r>
-      <w:r>
-        <w:rPr>
-          <w:spacing w:val="-1"/>
-        </w:rPr>
-        <w:t xml:space="preserve"> </w:t>
-      </w:r>
-      <w:r>
-        <w:t>барганда</w:t>
-      </w:r>
-      <w:r>
-        <w:rPr>
-          <w:spacing w:val="-1"/>
-        </w:rPr>
-        <w:t xml:space="preserve"> </w:t>
-      </w:r>
-      <w:r>
-        <w:t>көрсөткөн</w:t>
-      </w:r>
-      <w:r>
-        <w:rPr>
-          <w:spacing w:val="-1"/>
-        </w:rPr>
-        <w:t xml:space="preserve"> </w:t>
-      </w:r>
-      <w:r>
-        <w:t>эрдиги. Бул эки жолку баатырдыкта биринде эли-жерин баскынчылардан биротоло куткарып,</w:t>
-      </w:r>
-      <w:r>
-        <w:rPr>
-          <w:spacing w:val="40"/>
-        </w:rPr>
-        <w:t xml:space="preserve"> </w:t>
-      </w:r>
-      <w:r>
-        <w:t>экинчисинде</w:t>
-      </w:r>
-      <w:r>
-        <w:rPr>
-          <w:spacing w:val="40"/>
-        </w:rPr>
-        <w:t xml:space="preserve"> </w:t>
-      </w:r>
-      <w:r>
-        <w:t>өзүнө</w:t>
-      </w:r>
-      <w:r>
-        <w:rPr>
-          <w:spacing w:val="40"/>
-        </w:rPr>
-        <w:t xml:space="preserve"> </w:t>
-      </w:r>
-      <w:r>
-        <w:t>тандап</w:t>
-      </w:r>
-      <w:r>
-        <w:rPr>
-          <w:spacing w:val="40"/>
-        </w:rPr>
-        <w:t xml:space="preserve"> </w:t>
-      </w:r>
-      <w:r>
-        <w:t>сүйгөн</w:t>
-      </w:r>
-      <w:r>
-        <w:rPr>
-          <w:spacing w:val="40"/>
-        </w:rPr>
-        <w:t xml:space="preserve"> </w:t>
-      </w:r>
-      <w:r>
-        <w:t>жар</w:t>
-      </w:r>
-      <w:r>
-        <w:rPr>
-          <w:spacing w:val="40"/>
-        </w:rPr>
-        <w:t xml:space="preserve"> </w:t>
-      </w:r>
-      <w:r>
-        <w:t>табат.</w:t>
-      </w:r>
-      <w:r>
-        <w:rPr>
-          <w:spacing w:val="40"/>
-        </w:rPr>
-        <w:t xml:space="preserve"> </w:t>
-      </w:r>
-      <w:r>
-        <w:t>Ошентип</w:t>
-      </w:r>
-      <w:r>
-        <w:rPr>
-          <w:spacing w:val="40"/>
-        </w:rPr>
-        <w:t xml:space="preserve"> </w:t>
-      </w:r>
-      <w:r>
-        <w:t>эпосто</w:t>
-      </w:r>
-      <w:r>
-        <w:rPr>
-          <w:spacing w:val="40"/>
-        </w:rPr>
-        <w:t xml:space="preserve"> </w:t>
-      </w:r>
-      <w:r>
-        <w:t>сүйүү темасы да эң негизги окуялардан болуп чыга келет. Курманбек баатыр өзүнө жар тандоо үчүн патриархаддык-феодалдык үйлөнүү традициясына каршы чыгат. Ал бирөөнү калыңга сатып ала койбостон өзү жактырган жана өзүнө жаккан жарды издеп</w:t>
-      </w:r>
-      <w:r>
-        <w:rPr>
-          <w:spacing w:val="24"/>
-        </w:rPr>
-        <w:t xml:space="preserve"> </w:t>
-      </w:r>
-      <w:r>
-        <w:t>чыгат.</w:t>
-      </w:r>
-      <w:r>
-        <w:rPr>
-          <w:spacing w:val="24"/>
-        </w:rPr>
-        <w:t xml:space="preserve"> </w:t>
-      </w:r>
-      <w:r>
-        <w:t>Мында</w:t>
-      </w:r>
-      <w:r>
-        <w:rPr>
-          <w:spacing w:val="23"/>
-        </w:rPr>
-        <w:t xml:space="preserve"> </w:t>
-      </w:r>
-      <w:r>
-        <w:t>да</w:t>
-      </w:r>
-      <w:r>
-        <w:rPr>
-          <w:spacing w:val="24"/>
-        </w:rPr>
-        <w:t xml:space="preserve"> </w:t>
-      </w:r>
-      <w:r>
-        <w:t>аны</w:t>
-      </w:r>
-      <w:r>
-        <w:rPr>
-          <w:spacing w:val="23"/>
-        </w:rPr>
-        <w:t xml:space="preserve"> </w:t>
-      </w:r>
-      <w:r>
-        <w:t>дегдеткен</w:t>
-      </w:r>
-      <w:r>
-        <w:rPr>
-          <w:spacing w:val="24"/>
-        </w:rPr>
-        <w:t xml:space="preserve"> </w:t>
-      </w:r>
-      <w:r>
-        <w:t>баатырдык</w:t>
-      </w:r>
-      <w:r>
-        <w:rPr>
-          <w:spacing w:val="24"/>
-        </w:rPr>
-        <w:t xml:space="preserve"> </w:t>
-      </w:r>
-      <w:r>
-        <w:t>иштер</w:t>
-      </w:r>
-      <w:r>
-        <w:rPr>
-          <w:spacing w:val="25"/>
-        </w:rPr>
-        <w:t xml:space="preserve"> </w:t>
-      </w:r>
-      <w:r>
-        <w:t>биринчи</w:t>
-      </w:r>
-      <w:r>
-        <w:rPr>
-          <w:spacing w:val="24"/>
-        </w:rPr>
-        <w:t xml:space="preserve"> </w:t>
-      </w:r>
-      <w:r>
-        <w:t>планда</w:t>
-      </w:r>
-      <w:r>
-        <w:rPr>
-          <w:spacing w:val="24"/>
-        </w:rPr>
-        <w:t xml:space="preserve"> </w:t>
-      </w:r>
-      <w:r>
-        <w:rPr>
-          <w:spacing w:val="-2"/>
-        </w:rPr>
-        <w:t>турат.</w:t>
-      </w:r>
-    </w:p>
-    <w:p>
-      <w:pPr>
-        <w:pStyle w:val="a3"/>
-        <w:spacing w:line="281" w:lineRule="exact"/>
-        <w:ind w:left="141" w:right="0"/>
-        <w:jc w:val="both"/>
-      </w:pPr>
-      <w:r>
-        <w:t>Үргөнчтү</w:t>
-      </w:r>
-      <w:r>
-        <w:rPr>
-          <w:spacing w:val="-5"/>
-        </w:rPr>
-        <w:t xml:space="preserve"> </w:t>
-      </w:r>
-      <w:r>
-        <w:t>кечип</w:t>
-      </w:r>
-      <w:r>
-        <w:rPr>
-          <w:spacing w:val="-2"/>
-        </w:rPr>
-        <w:t xml:space="preserve"> </w:t>
-      </w:r>
-      <w:r>
-        <w:t>Бакбурханды</w:t>
-      </w:r>
-      <w:r>
-        <w:rPr>
-          <w:spacing w:val="-1"/>
-        </w:rPr>
-        <w:t xml:space="preserve"> </w:t>
-      </w:r>
-      <w:r>
-        <w:t>жыга</w:t>
-      </w:r>
-      <w:r>
-        <w:rPr>
-          <w:spacing w:val="-2"/>
-        </w:rPr>
-        <w:t xml:space="preserve"> </w:t>
-      </w:r>
-      <w:r>
-        <w:t>саюу</w:t>
-      </w:r>
-      <w:r>
-        <w:rPr>
-          <w:spacing w:val="-3"/>
-        </w:rPr>
-        <w:t xml:space="preserve"> </w:t>
-      </w:r>
-      <w:r>
-        <w:t>менен</w:t>
-      </w:r>
-      <w:r>
-        <w:rPr>
-          <w:spacing w:val="-1"/>
-        </w:rPr>
-        <w:t xml:space="preserve"> </w:t>
-      </w:r>
-      <w:r>
-        <w:t>анын</w:t>
-      </w:r>
-      <w:r>
-        <w:rPr>
-          <w:spacing w:val="-2"/>
-        </w:rPr>
-        <w:t xml:space="preserve"> </w:t>
-      </w:r>
-      <w:r>
-        <w:t>тилеги</w:t>
-      </w:r>
-      <w:r>
-        <w:rPr>
-          <w:spacing w:val="-2"/>
-        </w:rPr>
-        <w:t xml:space="preserve"> орундалат.</w:t>
-      </w:r>
-    </w:p>
-    <w:p>
-      <w:pPr>
-        <w:pStyle w:val="a3"/>
-        <w:ind w:left="141" w:right="0" w:firstLine="708"/>
-      </w:pPr>
-      <w:r>
-        <w:t>Дал</w:t>
-      </w:r>
-      <w:r>
-        <w:rPr>
-          <w:spacing w:val="80"/>
-          <w:w w:val="150"/>
-        </w:rPr>
-        <w:t xml:space="preserve"> </w:t>
-      </w:r>
-      <w:r>
-        <w:t>ошондо</w:t>
-      </w:r>
-      <w:r>
-        <w:rPr>
-          <w:spacing w:val="80"/>
-          <w:w w:val="150"/>
-        </w:rPr>
-        <w:t xml:space="preserve"> </w:t>
-      </w:r>
-      <w:r>
-        <w:t>акылы</w:t>
-      </w:r>
-      <w:r>
-        <w:rPr>
-          <w:spacing w:val="80"/>
-          <w:w w:val="150"/>
-        </w:rPr>
-        <w:t xml:space="preserve"> </w:t>
-      </w:r>
-      <w:r>
-        <w:t>артык</w:t>
-      </w:r>
-      <w:r>
-        <w:rPr>
-          <w:spacing w:val="80"/>
-          <w:w w:val="150"/>
-        </w:rPr>
-        <w:t xml:space="preserve"> </w:t>
-      </w:r>
-      <w:r>
-        <w:t>Канышай</w:t>
-      </w:r>
-      <w:r>
-        <w:rPr>
-          <w:spacing w:val="80"/>
-          <w:w w:val="150"/>
-        </w:rPr>
-        <w:t xml:space="preserve"> </w:t>
-      </w:r>
-      <w:r>
-        <w:t>Курманбекти</w:t>
-      </w:r>
-      <w:r>
-        <w:rPr>
-          <w:spacing w:val="80"/>
-          <w:w w:val="150"/>
-        </w:rPr>
-        <w:t xml:space="preserve"> </w:t>
-      </w:r>
-      <w:r>
-        <w:t>сыртынан</w:t>
-      </w:r>
-      <w:r>
-        <w:rPr>
-          <w:spacing w:val="80"/>
-          <w:w w:val="150"/>
-        </w:rPr>
-        <w:t xml:space="preserve"> </w:t>
-      </w:r>
-      <w:r>
-        <w:t>сынап</w:t>
-      </w:r>
-      <w:r>
-        <w:rPr>
-          <w:spacing w:val="40"/>
-        </w:rPr>
-        <w:t xml:space="preserve"> </w:t>
-      </w:r>
-      <w:r>
-        <w:rPr>
-          <w:spacing w:val="-2"/>
-        </w:rPr>
-        <w:t>жактырат:</w:t>
-      </w:r>
-    </w:p>
-    <w:p>
-      <w:pPr>
-        <w:pStyle w:val="a3"/>
-        <w:ind w:right="4465"/>
-      </w:pPr>
-      <w:r>
-        <w:t>«Жылдызы экен адамдын, Ким</w:t>
-      </w:r>
-      <w:r>
-        <w:rPr>
-          <w:spacing w:val="-14"/>
-        </w:rPr>
-        <w:t xml:space="preserve"> </w:t>
-      </w:r>
-      <w:r>
-        <w:t>жактырбайт</w:t>
-      </w:r>
-      <w:r>
-        <w:rPr>
-          <w:spacing w:val="-13"/>
-        </w:rPr>
-        <w:t xml:space="preserve"> </w:t>
-      </w:r>
-      <w:r>
-        <w:t>мындайды. Кошулар болсо өмүрүм, Ачылды, жеңе, көңүлүм».</w:t>
-      </w:r>
-    </w:p>
-    <w:p>
-      <w:pPr>
-        <w:pStyle w:val="a3"/>
-        <w:ind w:left="140" w:right="705"/>
-        <w:jc w:val="both"/>
-      </w:pPr>
-      <w:r>
-        <w:t>Эки жардын бирин-бири чындап сүйүүсү эпостун аягында эң акыркы баскычка жетет.</w:t>
-      </w:r>
-      <w:r>
-        <w:rPr>
-          <w:spacing w:val="-2"/>
-        </w:rPr>
-        <w:t xml:space="preserve"> </w:t>
-      </w:r>
-      <w:r>
-        <w:t>Элдик эпостордо</w:t>
-      </w:r>
-      <w:r>
-        <w:rPr>
-          <w:spacing w:val="-1"/>
-        </w:rPr>
-        <w:t xml:space="preserve"> </w:t>
-      </w:r>
-      <w:r>
-        <w:t>бир</w:t>
-      </w:r>
-      <w:r>
-        <w:rPr>
-          <w:spacing w:val="1"/>
-        </w:rPr>
-        <w:t xml:space="preserve"> </w:t>
-      </w:r>
-      <w:r>
-        <w:t>канча жолу</w:t>
-      </w:r>
-      <w:r>
-        <w:rPr>
-          <w:spacing w:val="-2"/>
-        </w:rPr>
-        <w:t xml:space="preserve"> </w:t>
-      </w:r>
-      <w:r>
-        <w:t>кайталанып,</w:t>
-      </w:r>
-      <w:r>
-        <w:rPr>
-          <w:spacing w:val="1"/>
-        </w:rPr>
-        <w:t xml:space="preserve"> </w:t>
-      </w:r>
-      <w:r>
-        <w:t>идеялизацияланып</w:t>
-      </w:r>
-      <w:r>
-        <w:rPr>
-          <w:spacing w:val="1"/>
-        </w:rPr>
-        <w:t xml:space="preserve"> </w:t>
-      </w:r>
-      <w:r>
-        <w:rPr>
-          <w:spacing w:val="-2"/>
-        </w:rPr>
-        <w:t>келаткан</w:t>
-      </w:r>
-    </w:p>
-    <w:p>
-      <w:pPr>
-        <w:pStyle w:val="a3"/>
-        <w:ind w:left="140" w:right="704"/>
-        <w:jc w:val="both"/>
-      </w:pPr>
-      <w:r>
-        <w:t>«сүйүү жана достук» баардык ажайып көркү менен ачылып чыга келет. Курманбектин калмак ханы Дөлөндөн жараланып өлүм алдында жатканда Аккандын жолугушу, анын кызматы, кайгысы достуктун асыл касиетин көрсөтөт. Ал эми Курманбектин өлүмүн уккан Канышайдын өзүн курман кылышы сүйгөн жарлардын</w:t>
-      </w:r>
-      <w:r>
-        <w:rPr>
-          <w:spacing w:val="68"/>
-          <w:w w:val="150"/>
-        </w:rPr>
-        <w:t xml:space="preserve"> </w:t>
-      </w:r>
-      <w:r>
-        <w:t>эң</w:t>
-      </w:r>
-      <w:r>
-        <w:rPr>
-          <w:spacing w:val="67"/>
-          <w:w w:val="150"/>
-        </w:rPr>
-        <w:t xml:space="preserve"> </w:t>
-      </w:r>
-      <w:r>
-        <w:t>бир</w:t>
-      </w:r>
-      <w:r>
-        <w:rPr>
-          <w:spacing w:val="68"/>
-          <w:w w:val="150"/>
-        </w:rPr>
-        <w:t xml:space="preserve"> </w:t>
-      </w:r>
-      <w:r>
-        <w:t>.таза</w:t>
-      </w:r>
-      <w:r>
-        <w:rPr>
-          <w:spacing w:val="69"/>
-          <w:w w:val="150"/>
-        </w:rPr>
-        <w:t xml:space="preserve"> </w:t>
-      </w:r>
-      <w:r>
-        <w:t>сүйүүсүнүн</w:t>
-      </w:r>
-      <w:r>
-        <w:rPr>
-          <w:spacing w:val="69"/>
-          <w:w w:val="150"/>
-        </w:rPr>
-        <w:t xml:space="preserve"> </w:t>
-      </w:r>
-      <w:r>
-        <w:t>ыйыктыгын</w:t>
-      </w:r>
-      <w:r>
-        <w:rPr>
-          <w:spacing w:val="68"/>
-          <w:w w:val="150"/>
-        </w:rPr>
-        <w:t xml:space="preserve"> </w:t>
-      </w:r>
-      <w:r>
-        <w:t>даңазалайт.</w:t>
-      </w:r>
-      <w:r>
-        <w:rPr>
-          <w:spacing w:val="70"/>
-          <w:w w:val="150"/>
-        </w:rPr>
-        <w:t xml:space="preserve"> </w:t>
-      </w:r>
-      <w:r>
-        <w:t>Мындай</w:t>
-      </w:r>
-      <w:r>
-        <w:rPr>
-          <w:spacing w:val="68"/>
-          <w:w w:val="150"/>
-        </w:rPr>
-        <w:t xml:space="preserve"> </w:t>
-      </w:r>
-      <w:r>
-        <w:rPr>
-          <w:spacing w:val="-2"/>
-        </w:rPr>
-        <w:t>сүйүү</w:t>
-      </w:r>
-    </w:p>
-    <w:p>
-      <w:pPr>
-        <w:pStyle w:val="a3"/>
-        <w:ind w:left="141" w:right="706"/>
-        <w:jc w:val="both"/>
-      </w:pPr>
-      <w:r>
-        <w:t>«Олжобай менен Кишимжан» эпосунда Кишимжандын, «Козукөрпөш менен Баян сулууда»</w:t>
-      </w:r>
-      <w:r>
-        <w:rPr>
-          <w:spacing w:val="-4"/>
-        </w:rPr>
-        <w:t xml:space="preserve"> </w:t>
-      </w:r>
-      <w:r>
-        <w:t>Баяндын</w:t>
-      </w:r>
-      <w:r>
-        <w:rPr>
-          <w:spacing w:val="-4"/>
-        </w:rPr>
-        <w:t xml:space="preserve"> </w:t>
-      </w:r>
-      <w:r>
-        <w:t>образдары</w:t>
-      </w:r>
-      <w:r>
-        <w:rPr>
-          <w:spacing w:val="-4"/>
-        </w:rPr>
-        <w:t xml:space="preserve"> </w:t>
-      </w:r>
-      <w:r>
-        <w:t>менен</w:t>
-      </w:r>
-      <w:r>
-        <w:rPr>
-          <w:spacing w:val="-4"/>
-        </w:rPr>
-        <w:t xml:space="preserve"> </w:t>
-      </w:r>
-      <w:r>
-        <w:t>берилип</w:t>
-      </w:r>
-      <w:r>
-        <w:rPr>
-          <w:spacing w:val="-4"/>
-        </w:rPr>
-        <w:t xml:space="preserve"> </w:t>
-      </w:r>
-      <w:r>
-        <w:t>келген.</w:t>
-      </w:r>
-      <w:r>
-        <w:rPr>
-          <w:spacing w:val="-3"/>
-        </w:rPr>
-        <w:t xml:space="preserve"> </w:t>
-      </w:r>
-      <w:r>
-        <w:t>Сүйгөн</w:t>
-      </w:r>
-      <w:r>
-        <w:rPr>
-          <w:spacing w:val="-4"/>
-        </w:rPr>
-        <w:t xml:space="preserve"> </w:t>
-      </w:r>
-      <w:r>
-        <w:t>жарлардын</w:t>
-      </w:r>
-      <w:r>
-        <w:rPr>
-          <w:spacing w:val="-4"/>
-        </w:rPr>
-        <w:t xml:space="preserve"> </w:t>
-      </w:r>
-      <w:r>
-        <w:t>өмүрүнүн мындай трагедия менен бүтүшү жалаң таза сүйүүнүн улуу символу болбостон ошол учурдагы теңсиз заманга айтылган каргыш да болгон. Ошондуктан алар өзүнөн</w:t>
-      </w:r>
-      <w:r>
-        <w:rPr>
-          <w:spacing w:val="32"/>
-        </w:rPr>
-        <w:t xml:space="preserve"> </w:t>
-      </w:r>
-      <w:r>
-        <w:t>кийин</w:t>
-      </w:r>
-      <w:r>
-        <w:rPr>
-          <w:spacing w:val="35"/>
-        </w:rPr>
-        <w:t xml:space="preserve"> </w:t>
-      </w:r>
-      <w:r>
-        <w:t>мураскорсуз</w:t>
-      </w:r>
-      <w:r>
-        <w:rPr>
-          <w:spacing w:val="34"/>
-        </w:rPr>
-        <w:t xml:space="preserve"> </w:t>
-      </w:r>
-      <w:r>
-        <w:t>калышпайт.</w:t>
-      </w:r>
-      <w:r>
-        <w:rPr>
-          <w:spacing w:val="35"/>
-        </w:rPr>
-        <w:t xml:space="preserve"> </w:t>
-      </w:r>
-      <w:r>
-        <w:t>Эң</w:t>
-      </w:r>
-      <w:r>
-        <w:rPr>
-          <w:spacing w:val="34"/>
-        </w:rPr>
-        <w:t xml:space="preserve"> </w:t>
-      </w:r>
-      <w:r>
-        <w:t>эле</w:t>
-      </w:r>
-      <w:r>
-        <w:rPr>
-          <w:spacing w:val="35"/>
-        </w:rPr>
-        <w:t xml:space="preserve"> </w:t>
-      </w:r>
-      <w:r>
-        <w:t>жок</w:t>
-      </w:r>
-      <w:r>
-        <w:rPr>
-          <w:spacing w:val="35"/>
-        </w:rPr>
-        <w:t xml:space="preserve"> </w:t>
-      </w:r>
-      <w:r>
-        <w:t>дегенде</w:t>
-      </w:r>
-      <w:r>
-        <w:rPr>
-          <w:spacing w:val="33"/>
-        </w:rPr>
-        <w:t xml:space="preserve"> </w:t>
-      </w:r>
-      <w:r>
-        <w:t>сүйүү,</w:t>
-      </w:r>
-      <w:r>
-        <w:rPr>
-          <w:spacing w:val="35"/>
-        </w:rPr>
-        <w:t xml:space="preserve"> </w:t>
-      </w:r>
-      <w:r>
-        <w:t>тазалык</w:t>
-      </w:r>
-      <w:r>
-        <w:rPr>
-          <w:spacing w:val="35"/>
-        </w:rPr>
-        <w:t xml:space="preserve"> </w:t>
-      </w:r>
-      <w:r>
-        <w:rPr>
-          <w:spacing w:val="-4"/>
-        </w:rPr>
-        <w:t>үчүн</w:t>
-      </w:r>
-    </w:p>
-    <w:p>
-      <w:pPr>
-        <w:pStyle w:val="a3"/>
-        <w:jc w:val="both"/>
-        <w:sectPr>
-          <w:pgSz w:w="11910" w:h="16840"/>
-          <w:pgMar w:top="640" w:right="708" w:bottom="280" w:left="1275" w:header="254" w:footer="0" w:gutter="0"/>
-          <w:cols w:space="720"/>
-        </w:sectPr>
-      </w:pPr>
-    </w:p>
-    <w:p>
-      <w:pPr>
-        <w:pStyle w:val="a3"/>
-        <w:spacing w:before="48"/>
-        <w:ind w:left="140" w:right="705"/>
-        <w:jc w:val="both"/>
-      </w:pPr>
-      <w:r>
-        <w:lastRenderedPageBreak/>
-        <w:t>өлгөн жарлардын көрүстөнүнө гүл өсүп чыгат же таза башат пайда болуп, эл жүрөгүндө өмүрүнчө сакталат.</w:t>
-      </w:r>
-    </w:p>
-    <w:p>
-      <w:pPr>
-        <w:pStyle w:val="a3"/>
-        <w:ind w:left="141" w:right="706" w:firstLine="708"/>
-        <w:jc w:val="both"/>
-      </w:pPr>
-      <w:r>
-        <w:t>«Курманбек» эпосунда келечекте адамды үмүткөр кылган Сейитбектин сүйүктүү образы бар. Ал алты жашында адилеттүүлүктү айра билген, бирок балтыр эти ката элек бала барчын сыяктуу шаңшып окуучунун жүрөгүндө сакталып калат.</w:t>
-      </w:r>
-    </w:p>
-    <w:p>
-      <w:pPr>
-        <w:pStyle w:val="a3"/>
-        <w:ind w:left="849" w:right="0"/>
-        <w:jc w:val="both"/>
-      </w:pPr>
-      <w:r>
-        <w:t>Мындан</w:t>
-      </w:r>
-      <w:r>
-        <w:rPr>
-          <w:spacing w:val="-4"/>
-        </w:rPr>
-        <w:t xml:space="preserve"> </w:t>
-      </w:r>
-      <w:r>
-        <w:t>элдик</w:t>
-      </w:r>
-      <w:r>
-        <w:rPr>
-          <w:spacing w:val="-2"/>
-        </w:rPr>
-        <w:t xml:space="preserve"> </w:t>
-      </w:r>
-      <w:r>
-        <w:t>жакшы</w:t>
-      </w:r>
-      <w:r>
-        <w:rPr>
-          <w:spacing w:val="-2"/>
-        </w:rPr>
-        <w:t xml:space="preserve"> </w:t>
-      </w:r>
-      <w:r>
-        <w:t>үмүттүн</w:t>
-      </w:r>
-      <w:r>
-        <w:rPr>
-          <w:spacing w:val="-2"/>
-        </w:rPr>
-        <w:t xml:space="preserve"> </w:t>
-      </w:r>
-      <w:r>
-        <w:t>эч</w:t>
-      </w:r>
-      <w:r>
-        <w:rPr>
-          <w:spacing w:val="-2"/>
-        </w:rPr>
-        <w:t xml:space="preserve"> </w:t>
-      </w:r>
-      <w:r>
-        <w:t>өлбөстүгү</w:t>
-      </w:r>
-      <w:r>
-        <w:rPr>
-          <w:spacing w:val="-2"/>
-        </w:rPr>
-        <w:t xml:space="preserve"> көрүнөт.</w:t>
-      </w:r>
-    </w:p>
-    <w:p>
-      <w:pPr>
-        <w:pStyle w:val="a3"/>
-        <w:spacing w:before="1"/>
-        <w:ind w:left="140" w:right="705"/>
-        <w:jc w:val="both"/>
-      </w:pPr>
-      <w:r>
-        <w:t>Чындыгында эле эл Сейитбек жөнүндө татынакай эпос жаратты. Ал азыр да ооздон-оозго айтылып жүрөт. Жакынкы жылдарда «Сейитбек» эпосун окуучулар өздөрү окуп калышаар</w:t>
-      </w:r>
-    </w:p>
-    <w:p>
-      <w:pPr>
-        <w:pStyle w:val="a3"/>
-        <w:spacing w:line="280" w:lineRule="exact"/>
-        <w:ind w:left="5805" w:right="0"/>
-        <w:jc w:val="both"/>
-      </w:pPr>
-      <w:r>
-        <w:t>Сапарбек</w:t>
-      </w:r>
-      <w:r>
-        <w:rPr>
-          <w:spacing w:val="69"/>
-        </w:rPr>
-        <w:t xml:space="preserve">   </w:t>
-      </w:r>
-      <w:r>
-        <w:rPr>
-          <w:spacing w:val="-2"/>
-        </w:rPr>
-        <w:t>Закиров.</w:t>
-      </w:r>
-    </w:p>
     <w:p>
       <w:pPr>
         <w:pStyle w:val="a3"/>
@@ -3978,8 +527,8 @@
           <w:sz w:val="20"/>
         </w:rPr>
       </w:pPr>
-      <w:bookmarkStart w:id="3" w:name="_bookmark2"/>
-      <w:bookmarkEnd w:id="3"/>
+      <w:bookmarkStart w:id="0" w:name="_bookmark2"/>
+      <w:bookmarkEnd w:id="0"/>
       <w:r>
         <w:rPr>
           <w:rFonts w:ascii="Arial" w:hAnsi="Arial"/>
@@ -4110,6 +659,7 @@
           <w:sz w:val="20"/>
         </w:rPr>
         <w:sectPr>
+          <w:headerReference w:type="default" r:id="rId8"/>
           <w:pgSz w:w="11910" w:h="16840"/>
           <w:pgMar w:top="640" w:right="708" w:bottom="280" w:left="1275" w:header="254" w:footer="0" w:gutter="0"/>
           <w:cols w:space="720"/>
@@ -4532,8 +1082,8 @@
           <w:sz w:val="20"/>
         </w:rPr>
       </w:pPr>
-      <w:bookmarkStart w:id="4" w:name="_bookmark3"/>
-      <w:bookmarkEnd w:id="4"/>
+      <w:bookmarkStart w:id="1" w:name="_bookmark3"/>
+      <w:bookmarkEnd w:id="1"/>
       <w:r>
         <w:rPr>
           <w:rFonts w:ascii="Times New Roman" w:hAnsi="Times New Roman"/>
@@ -5870,8 +2420,8 @@
           <w:sz w:val="20"/>
         </w:rPr>
       </w:pPr>
-      <w:bookmarkStart w:id="5" w:name="_bookmark4"/>
-      <w:bookmarkEnd w:id="5"/>
+      <w:bookmarkStart w:id="2" w:name="_bookmark4"/>
+      <w:bookmarkEnd w:id="2"/>
       <w:r>
         <w:rPr>
           <w:rFonts w:ascii="Arial" w:hAnsi="Arial"/>
@@ -6433,10 +2983,10 @@
           <w:sz w:val="20"/>
         </w:rPr>
       </w:pPr>
-      <w:bookmarkStart w:id="6" w:name="_bookmark5"/>
-      <w:bookmarkStart w:id="7" w:name="_bookmark6"/>
-      <w:bookmarkEnd w:id="6"/>
-      <w:bookmarkEnd w:id="7"/>
+      <w:bookmarkStart w:id="3" w:name="_bookmark5"/>
+      <w:bookmarkStart w:id="4" w:name="_bookmark6"/>
+      <w:bookmarkEnd w:id="3"/>
+      <w:bookmarkEnd w:id="4"/>
       <w:r>
         <w:rPr>
           <w:rFonts w:ascii="Arial" w:hAnsi="Arial"/>
@@ -7705,10 +4255,10 @@
           <w:sz w:val="20"/>
         </w:rPr>
       </w:pPr>
-      <w:bookmarkStart w:id="8" w:name="_bookmark7"/>
-      <w:bookmarkStart w:id="9" w:name="_bookmark8"/>
-      <w:bookmarkEnd w:id="8"/>
-      <w:bookmarkEnd w:id="9"/>
+      <w:bookmarkStart w:id="5" w:name="_bookmark7"/>
+      <w:bookmarkStart w:id="6" w:name="_bookmark8"/>
+      <w:bookmarkEnd w:id="5"/>
+      <w:bookmarkEnd w:id="6"/>
       <w:r>
         <w:rPr>
           <w:rFonts w:ascii="Arial" w:hAnsi="Arial"/>
@@ -19227,8 +15777,8 @@
         <w:ind w:left="141" w:right="706"/>
         <w:jc w:val="both"/>
       </w:pPr>
-      <w:bookmarkStart w:id="10" w:name="_bookmark10"/>
-      <w:bookmarkEnd w:id="10"/>
+      <w:bookmarkStart w:id="7" w:name="_bookmark10"/>
+      <w:bookmarkEnd w:id="7"/>
       <w:r>
         <w:lastRenderedPageBreak/>
         <w:t xml:space="preserve">досуна: - алтымыш нарды чиркетип, алтын күмүш жүктөтүп, алтымыш ак боз </w:t>
@@ -19885,8 +16435,8 @@
           <w:sz w:val="20"/>
         </w:rPr>
       </w:pPr>
-      <w:bookmarkStart w:id="11" w:name="_bookmark9"/>
-      <w:bookmarkEnd w:id="11"/>
+      <w:bookmarkStart w:id="8" w:name="_bookmark9"/>
+      <w:bookmarkEnd w:id="8"/>
       <w:r>
         <w:rPr>
           <w:rFonts w:ascii="Arial" w:hAnsi="Arial"/>
@@ -30703,8 +27253,8 @@
       <w:r>
         <w:t xml:space="preserve">Эр сайышка маш болсо, </w:t>
       </w:r>
-      <w:bookmarkStart w:id="12" w:name="Кыргыз_менен_кыпчакка"/>
-      <w:bookmarkEnd w:id="12"/>
+      <w:bookmarkStart w:id="9" w:name="Кыргыз_менен_кыпчакка"/>
+      <w:bookmarkEnd w:id="9"/>
       <w:r>
         <w:t>Кыргыз менен кыпчакка Кызматы</w:t>
       </w:r>
@@ -30867,8 +27417,8 @@
       <w:r>
         <w:t xml:space="preserve">Бас келалбай эч балбан. Абдан акыл Бакбурхан </w:t>
       </w:r>
-      <w:bookmarkStart w:id="13" w:name="Мындай_эрге_бербесең"/>
-      <w:bookmarkEnd w:id="13"/>
+      <w:bookmarkStart w:id="10" w:name="Мындай_эрге_бербесең"/>
+      <w:bookmarkEnd w:id="10"/>
       <w:r>
         <w:t>Өзүңдүн</w:t>
       </w:r>
@@ -31264,8 +27814,8 @@
           <w:sz w:val="20"/>
         </w:rPr>
       </w:pPr>
-      <w:bookmarkStart w:id="14" w:name="_bookmark11"/>
-      <w:bookmarkEnd w:id="14"/>
+      <w:bookmarkStart w:id="11" w:name="_bookmark11"/>
+      <w:bookmarkEnd w:id="11"/>
       <w:r>
         <w:rPr>
           <w:rFonts w:ascii="Arial" w:hAnsi="Arial"/>
@@ -34693,8 +31243,8 @@
         </w:rPr>
         <w:t xml:space="preserve"> </w:t>
       </w:r>
-      <w:bookmarkStart w:id="15" w:name="_bookmark12"/>
-      <w:bookmarkEnd w:id="15"/>
+      <w:bookmarkStart w:id="12" w:name="_bookmark12"/>
+      <w:bookmarkEnd w:id="12"/>
       <w:r>
         <w:rPr>
           <w:sz w:val="20"/>
@@ -36454,8 +33004,8 @@
           <w:sz w:val="20"/>
         </w:rPr>
       </w:pPr>
-      <w:bookmarkStart w:id="16" w:name="_bookmark13"/>
-      <w:bookmarkEnd w:id="16"/>
+      <w:bookmarkStart w:id="13" w:name="_bookmark13"/>
+      <w:bookmarkEnd w:id="13"/>
       <w:r>
         <w:rPr>
           <w:rFonts w:ascii="Arial" w:hAnsi="Arial"/>
@@ -38178,8 +34728,8 @@
           <w:sz w:val="20"/>
         </w:rPr>
       </w:pPr>
-      <w:bookmarkStart w:id="17" w:name="_bookmark14"/>
-      <w:bookmarkEnd w:id="17"/>
+      <w:bookmarkStart w:id="14" w:name="_bookmark14"/>
+      <w:bookmarkEnd w:id="14"/>
       <w:r>
         <w:rPr>
           <w:rFonts w:ascii="Arial" w:hAnsi="Arial"/>
@@ -46638,8 +43188,8 @@
           <w:sz w:val="20"/>
         </w:rPr>
       </w:pPr>
-      <w:bookmarkStart w:id="18" w:name="_bookmark15"/>
-      <w:bookmarkEnd w:id="18"/>
+      <w:bookmarkStart w:id="15" w:name="_bookmark15"/>
+      <w:bookmarkEnd w:id="15"/>
       <w:r>
         <w:rPr>
           <w:rFonts w:ascii="Arial" w:hAnsi="Arial"/>
@@ -48303,8 +44853,8 @@
           <w:sz w:val="20"/>
         </w:rPr>
       </w:pPr>
-      <w:bookmarkStart w:id="19" w:name="_bookmark16"/>
-      <w:bookmarkEnd w:id="19"/>
+      <w:bookmarkStart w:id="16" w:name="_bookmark16"/>
+      <w:bookmarkEnd w:id="16"/>
       <w:r>
         <w:rPr>
           <w:rFonts w:ascii="Arial" w:hAnsi="Arial"/>
@@ -49374,8 +45924,8 @@
           <w:sz w:val="20"/>
         </w:rPr>
       </w:pPr>
-      <w:bookmarkStart w:id="20" w:name="_bookmark17"/>
-      <w:bookmarkEnd w:id="20"/>
+      <w:bookmarkStart w:id="17" w:name="_bookmark17"/>
+      <w:bookmarkEnd w:id="17"/>
       <w:r>
         <w:rPr>
           <w:rFonts w:ascii="Arial" w:hAnsi="Arial"/>
@@ -53223,8 +49773,8 @@
           <w:sz w:val="20"/>
         </w:rPr>
       </w:pPr>
-      <w:bookmarkStart w:id="21" w:name="_bookmark18"/>
-      <w:bookmarkEnd w:id="21"/>
+      <w:bookmarkStart w:id="18" w:name="_bookmark18"/>
+      <w:bookmarkEnd w:id="18"/>
       <w:r>
         <w:rPr>
           <w:rFonts w:ascii="Arial" w:hAnsi="Arial"/>
@@ -53961,8 +50511,8 @@
           <w:sz w:val="20"/>
         </w:rPr>
       </w:pPr>
-      <w:bookmarkStart w:id="22" w:name="_bookmark19"/>
-      <w:bookmarkEnd w:id="22"/>
+      <w:bookmarkStart w:id="19" w:name="_bookmark19"/>
+      <w:bookmarkEnd w:id="19"/>
       <w:r>
         <w:rPr>
           <w:rFonts w:ascii="Arial" w:hAnsi="Arial"/>
@@ -58168,4 +54718,16 @@
   <a:objectDefaults/>
   <a:extraClrSchemeLst/>
 </a:theme>
+</file>
+
+<file path=customXml/item1.xml><?xml version="1.0" encoding="utf-8"?>
+<b:Sources xmlns:b="http://schemas.openxmlformats.org/officeDocument/2006/bibliography" xmlns="http://schemas.openxmlformats.org/officeDocument/2006/bibliography" SelectedStyle="\APASixthEditionOfficeOnline.xsl" StyleName="APA" Version="6"/>
+</file>
+
+<file path=customXml/itemProps1.xml><?xml version="1.0" encoding="utf-8"?>
+<ds:datastoreItem xmlns:ds="http://schemas.openxmlformats.org/officeDocument/2006/customXml" ds:itemID="{0C072B4D-E65D-4CC5-AD89-91B7D54E9324}">
+  <ds:schemaRefs>
+    <ds:schemaRef ds:uri="http://schemas.openxmlformats.org/officeDocument/2006/bibliography"/>
+  </ds:schemaRefs>
+</ds:datastoreItem>
 </file>